--- a/public/assets/content/analisis-entornos.docx
+++ b/public/assets/content/analisis-entornos.docx
@@ -61,7 +61,7 @@
       <w:pPr>
         <w:numPr>
           <w:ilvl w:val="0"/>
-          <w:numId w:val="1"/>
+          <w:numId w:val="2"/>
         </w:numPr>
         <w:spacing w:after="0" w:afterAutospacing="0" w:lineRule="auto"/>
         <w:ind w:left="1100" w:hanging="360"/>
@@ -94,7 +94,7 @@
       <w:pPr>
         <w:numPr>
           <w:ilvl w:val="0"/>
-          <w:numId w:val="4"/>
+          <w:numId w:val="7"/>
         </w:numPr>
         <w:spacing w:after="100" w:lineRule="auto"/>
         <w:ind w:left="1100" w:hanging="360"/>
@@ -131,7 +131,7 @@
           <wp:inline distB="114300" distT="114300" distL="114300" distR="114300">
             <wp:extent cx="5731200" cy="838200"/>
             <wp:effectExtent b="0" l="0" r="0" t="0"/>
-            <wp:docPr id="4" name="image2.png"/>
+            <wp:docPr id="7" name="image2.png"/>
             <a:graphic>
               <a:graphicData uri="http://schemas.openxmlformats.org/drawingml/2006/picture">
                 <pic:pic>
@@ -804,7 +804,7 @@
       <w:pPr>
         <w:numPr>
           <w:ilvl w:val="0"/>
-          <w:numId w:val="4"/>
+          <w:numId w:val="7"/>
         </w:numPr>
         <w:spacing w:after="100" w:lineRule="auto"/>
         <w:ind w:left="1100" w:hanging="360"/>
@@ -841,12 +841,12 @@
           <wp:inline distB="114300" distT="114300" distL="114300" distR="114300">
             <wp:extent cx="5731200" cy="876300"/>
             <wp:effectExtent b="0" l="0" r="0" t="0"/>
-            <wp:docPr id="5" name="image5.png"/>
+            <wp:docPr id="4" name="image6.png"/>
             <a:graphic>
               <a:graphicData uri="http://schemas.openxmlformats.org/drawingml/2006/picture">
                 <pic:pic>
                   <pic:nvPicPr>
-                    <pic:cNvPr id="0" name="image5.png"/>
+                    <pic:cNvPr id="0" name="image6.png"/>
                     <pic:cNvPicPr preferRelativeResize="0"/>
                   </pic:nvPicPr>
                   <pic:blipFill>
@@ -1496,7 +1496,7 @@
       <w:pPr>
         <w:numPr>
           <w:ilvl w:val="0"/>
-          <w:numId w:val="4"/>
+          <w:numId w:val="7"/>
         </w:numPr>
         <w:spacing w:after="100" w:lineRule="auto"/>
         <w:ind w:left="1100" w:hanging="360"/>
@@ -1537,12 +1537,12 @@
           <wp:inline distB="114300" distT="114300" distL="114300" distR="114300">
             <wp:extent cx="5731200" cy="698500"/>
             <wp:effectExtent b="0" l="0" r="0" t="0"/>
-            <wp:docPr id="1" name="image1.png"/>
+            <wp:docPr id="2" name="image5.png"/>
             <a:graphic>
               <a:graphicData uri="http://schemas.openxmlformats.org/drawingml/2006/picture">
                 <pic:pic>
                   <pic:nvPicPr>
-                    <pic:cNvPr id="0" name="image1.png"/>
+                    <pic:cNvPr id="0" name="image5.png"/>
                     <pic:cNvPicPr preferRelativeResize="0"/>
                   </pic:nvPicPr>
                   <pic:blipFill>
@@ -2091,7 +2091,7 @@
       <w:pPr>
         <w:numPr>
           <w:ilvl w:val="0"/>
-          <w:numId w:val="5"/>
+          <w:numId w:val="8"/>
         </w:numPr>
         <w:spacing w:after="0" w:afterAutospacing="0" w:lineRule="auto"/>
         <w:ind w:left="1100" w:hanging="360"/>
@@ -2117,7 +2117,7 @@
       <w:pPr>
         <w:numPr>
           <w:ilvl w:val="0"/>
-          <w:numId w:val="3"/>
+          <w:numId w:val="6"/>
         </w:numPr>
         <w:spacing w:after="100" w:lineRule="auto"/>
         <w:ind w:left="2160" w:hanging="360"/>
@@ -2162,12 +2162,12 @@
           <wp:inline distB="114300" distT="114300" distL="114300" distR="114300">
             <wp:extent cx="5731200" cy="609600"/>
             <wp:effectExtent b="0" l="0" r="0" t="0"/>
-            <wp:docPr id="2" name="image4.png"/>
+            <wp:docPr id="6" name="image8.png"/>
             <a:graphic>
               <a:graphicData uri="http://schemas.openxmlformats.org/drawingml/2006/picture">
                 <pic:pic>
                   <pic:nvPicPr>
-                    <pic:cNvPr id="0" name="image4.png"/>
+                    <pic:cNvPr id="0" name="image8.png"/>
                     <pic:cNvPicPr preferRelativeResize="0"/>
                   </pic:nvPicPr>
                   <pic:blipFill>
@@ -2619,7 +2619,7 @@
       <w:pPr>
         <w:numPr>
           <w:ilvl w:val="0"/>
-          <w:numId w:val="6"/>
+          <w:numId w:val="9"/>
         </w:numPr>
         <w:spacing w:after="100" w:lineRule="auto"/>
         <w:ind w:left="2160" w:hanging="360"/>
@@ -3184,7 +3184,7 @@
       <w:pPr>
         <w:numPr>
           <w:ilvl w:val="0"/>
-          <w:numId w:val="2"/>
+          <w:numId w:val="5"/>
         </w:numPr>
         <w:spacing w:after="100" w:lineRule="auto"/>
         <w:ind w:left="2160" w:hanging="360"/>
@@ -3229,12 +3229,12 @@
           <wp:inline distB="114300" distT="114300" distL="114300" distR="114300">
             <wp:extent cx="5731200" cy="622300"/>
             <wp:effectExtent b="0" l="0" r="0" t="0"/>
-            <wp:docPr id="6" name="image6.png"/>
+            <wp:docPr id="5" name="image1.png"/>
             <a:graphic>
               <a:graphicData uri="http://schemas.openxmlformats.org/drawingml/2006/picture">
                 <pic:pic>
                   <pic:nvPicPr>
-                    <pic:cNvPr id="0" name="image6.png"/>
+                    <pic:cNvPr id="0" name="image1.png"/>
                     <pic:cNvPicPr preferRelativeResize="0"/>
                   </pic:nvPicPr>
                   <pic:blipFill>
@@ -3741,6 +3741,3584 @@
     </w:p>
     <w:p>
       <w:pPr>
+        <w:numPr>
+          <w:ilvl w:val="0"/>
+          <w:numId w:val="10"/>
+        </w:numPr>
+        <w:spacing w:after="0" w:afterAutospacing="0" w:lineRule="auto"/>
+        <w:ind w:left="1100" w:hanging="360"/>
+        <w:rPr>
+          <w:sz w:val="26"/>
+          <w:szCs w:val="26"/>
+        </w:rPr>
+      </w:pPr>
+      <w:r>
+        <w:rPr>
+          <w:b w:val="1"/>
+          <w:bCs w:val="1"/>
+          <w:i w:val="1"/>
+          <w:iCs w:val="1"/>
+          <w:sz w:val="26"/>
+          <w:szCs w:val="26"/>
+          <w:rtl w:val="0"/>
+        </w:rPr>
+        <w:t xml:space="preserve">Entorno Tecnológico y Geoambiental</w:t>
+      </w:r>
+    </w:p>
+    <w:p>
+      <w:pPr>
+        <w:numPr>
+          <w:ilvl w:val="0"/>
+          <w:numId w:val="1"/>
+        </w:numPr>
+        <w:shd w:fill="ffffff" w:val="clear"/>
+        <w:spacing w:after="180" w:before="0" w:beforeAutospacing="0" w:line="360" w:lineRule="auto"/>
+        <w:ind w:left="720" w:hanging="360"/>
+        <w:rPr>
+          <w:b w:val="1"/>
+          <w:bCs w:val="1"/>
+          <w:sz w:val="24"/>
+          <w:szCs w:val="24"/>
+        </w:rPr>
+      </w:pPr>
+      <w:r>
+        <w:rPr>
+          <w:sz w:val="24"/>
+          <w:szCs w:val="24"/>
+          <w:rtl w:val="0"/>
+        </w:rPr>
+        <w:t xml:space="preserve">Elija tres indicadores que reflejen el nivel de desarrollo tecnológico o las condiciones geográficas y ambientales del país. Puede considerar:.</w:t>
+      </w:r>
+    </w:p>
+    <w:p>
+      <w:pPr>
+        <w:shd w:fill="ffffff" w:val="clear"/>
+        <w:spacing w:after="180" w:before="180" w:line="360" w:lineRule="auto"/>
+        <w:rPr>
+          <w:sz w:val="24"/>
+          <w:szCs w:val="24"/>
+        </w:rPr>
+      </w:pPr>
+      <w:r>
+        <w:rPr>
+          <w:rtl w:val="0"/>
+        </w:rPr>
+      </w:r>
+    </w:p>
+    <w:p>
+      <w:pPr>
+        <w:shd w:fill="ffffff" w:val="clear"/>
+        <w:spacing w:after="180" w:before="180" w:line="360" w:lineRule="auto"/>
+        <w:rPr>
+          <w:sz w:val="24"/>
+          <w:szCs w:val="24"/>
+        </w:rPr>
+      </w:pPr>
+      <w:r>
+        <w:rPr>
+          <w:rtl w:val="0"/>
+        </w:rPr>
+      </w:r>
+    </w:p>
+    <w:p>
+      <w:pPr>
+        <w:numPr>
+          <w:ilvl w:val="0"/>
+          <w:numId w:val="1"/>
+        </w:numPr>
+        <w:spacing w:after="100" w:lineRule="auto"/>
+        <w:ind w:left="1100" w:hanging="360"/>
+        <w:rPr>
+          <w:b w:val="1"/>
+          <w:bCs w:val="1"/>
+          <w:sz w:val="24"/>
+          <w:szCs w:val="24"/>
+          <w:u w:val="none"/>
+        </w:rPr>
+      </w:pPr>
+      <w:r>
+        <w:rPr>
+          <w:b w:val="1"/>
+          <w:bCs w:val="1"/>
+          <w:sz w:val="24"/>
+          <w:szCs w:val="24"/>
+          <w:rtl w:val="0"/>
+        </w:rPr>
+        <w:t xml:space="preserve">Porcentaje de la población que hace compras por E- commerce para productos de paisajismo:</w:t>
+      </w:r>
+    </w:p>
+    <w:p>
+      <w:pPr>
+        <w:spacing w:after="100" w:lineRule="auto"/>
+        <w:rPr>
+          <w:b w:val="1"/>
+          <w:bCs w:val="1"/>
+          <w:sz w:val="24"/>
+          <w:szCs w:val="24"/>
+        </w:rPr>
+      </w:pPr>
+      <w:r>
+        <w:rPr>
+          <w:rtl w:val="0"/>
+        </w:rPr>
+      </w:r>
+    </w:p>
+    <w:tbl>
+      <w:tblPr>
+        <w:tblStyle w:val="Table7"/>
+        <w:tblW w:w="9029.0" w:type="dxa"/>
+        <w:jc w:val="left"/>
+        <w:tblBorders>
+          <w:top w:color="000000" w:space="0" w:sz="8" w:val="single"/>
+          <w:left w:color="000000" w:space="0" w:sz="8" w:val="single"/>
+          <w:bottom w:color="000000" w:space="0" w:sz="8" w:val="single"/>
+          <w:right w:color="000000" w:space="0" w:sz="8" w:val="single"/>
+          <w:insideH w:color="000000" w:space="0" w:sz="8" w:val="single"/>
+          <w:insideV w:color="000000" w:space="0" w:sz="8" w:val="single"/>
+        </w:tblBorders>
+        <w:tblLayout w:type="fixed"/>
+        <w:tblLook w:val="0600"/>
+      </w:tblPr>
+      <w:tblGrid>
+        <w:gridCol w:w="4514.5"/>
+        <w:gridCol w:w="4514.5"/>
+        <w:tblGridChange w:id="0">
+          <w:tblGrid>
+            <w:gridCol w:w="4514.5"/>
+            <w:gridCol w:w="4514.5"/>
+          </w:tblGrid>
+        </w:tblGridChange>
+      </w:tblGrid>
+      <w:tr>
+        <w:trPr>
+          <w:cantSplit w:val="0"/>
+          <w:tblHeader w:val="0"/>
+        </w:trPr>
+        <w:tc>
+          <w:tcPr>
+            <w:shd w:fill="auto" w:val="clear"/>
+            <w:tcMar>
+              <w:top w:w="100.0" w:type="dxa"/>
+              <w:left w:w="100.0" w:type="dxa"/>
+              <w:bottom w:w="100.0" w:type="dxa"/>
+              <w:right w:w="100.0" w:type="dxa"/>
+            </w:tcMar>
+            <w:vAlign w:val="top"/>
+          </w:tcPr>
+          <w:p>
+            <w:pPr>
+              <w:widowControl w:val="0"/>
+              <w:spacing w:line="240" w:lineRule="auto"/>
+              <w:rPr>
+                <w:b w:val="1"/>
+                <w:bCs w:val="1"/>
+                <w:sz w:val="24"/>
+                <w:szCs w:val="24"/>
+              </w:rPr>
+            </w:pPr>
+            <w:r>
+              <w:rPr>
+                <w:b w:val="1"/>
+                <w:bCs w:val="1"/>
+                <w:sz w:val="24"/>
+                <w:szCs w:val="24"/>
+                <w:rtl w:val="0"/>
+              </w:rPr>
+              <w:t xml:space="preserve">Estado </w:t>
+            </w:r>
+          </w:p>
+        </w:tc>
+        <w:tc>
+          <w:tcPr>
+            <w:shd w:fill="auto" w:val="clear"/>
+            <w:tcMar>
+              <w:top w:w="100.0" w:type="dxa"/>
+              <w:left w:w="100.0" w:type="dxa"/>
+              <w:bottom w:w="100.0" w:type="dxa"/>
+              <w:right w:w="100.0" w:type="dxa"/>
+            </w:tcMar>
+            <w:vAlign w:val="top"/>
+          </w:tcPr>
+          <w:p>
+            <w:pPr>
+              <w:widowControl w:val="0"/>
+              <w:spacing w:line="240" w:lineRule="auto"/>
+              <w:rPr>
+                <w:b w:val="1"/>
+                <w:bCs w:val="1"/>
+                <w:sz w:val="24"/>
+                <w:szCs w:val="24"/>
+              </w:rPr>
+            </w:pPr>
+            <w:r>
+              <w:rPr>
+                <w:b w:val="1"/>
+                <w:bCs w:val="1"/>
+                <w:sz w:val="24"/>
+                <w:szCs w:val="24"/>
+                <w:rtl w:val="0"/>
+              </w:rPr>
+              <w:t xml:space="preserve">Calificación</w:t>
+            </w:r>
+          </w:p>
+        </w:tc>
+      </w:tr>
+      <w:tr>
+        <w:trPr>
+          <w:cantSplit w:val="0"/>
+          <w:tblHeader w:val="0"/>
+        </w:trPr>
+        <w:tc>
+          <w:tcPr>
+            <w:shd w:fill="auto" w:val="clear"/>
+            <w:tcMar>
+              <w:top w:w="100.0" w:type="dxa"/>
+              <w:left w:w="100.0" w:type="dxa"/>
+              <w:bottom w:w="100.0" w:type="dxa"/>
+              <w:right w:w="100.0" w:type="dxa"/>
+            </w:tcMar>
+            <w:vAlign w:val="top"/>
+          </w:tcPr>
+          <w:p>
+            <w:pPr>
+              <w:widowControl w:val="0"/>
+              <w:spacing w:line="240" w:lineRule="auto"/>
+              <w:rPr>
+                <w:b w:val="1"/>
+                <w:bCs w:val="1"/>
+                <w:sz w:val="24"/>
+                <w:szCs w:val="24"/>
+              </w:rPr>
+            </w:pPr>
+            <w:r>
+              <w:rPr>
+                <w:b w:val="1"/>
+                <w:bCs w:val="1"/>
+                <w:sz w:val="24"/>
+                <w:szCs w:val="24"/>
+                <w:rtl w:val="0"/>
+              </w:rPr>
+              <w:t xml:space="preserve">Florida</w:t>
+            </w:r>
+          </w:p>
+        </w:tc>
+        <w:tc>
+          <w:tcPr>
+            <w:shd w:fill="auto" w:val="clear"/>
+            <w:tcMar>
+              <w:top w:w="100.0" w:type="dxa"/>
+              <w:left w:w="100.0" w:type="dxa"/>
+              <w:bottom w:w="100.0" w:type="dxa"/>
+              <w:right w:w="100.0" w:type="dxa"/>
+            </w:tcMar>
+            <w:vAlign w:val="top"/>
+          </w:tcPr>
+          <w:p>
+            <w:pPr>
+              <w:widowControl w:val="0"/>
+              <w:spacing w:line="240" w:lineRule="auto"/>
+              <w:rPr>
+                <w:b w:val="1"/>
+                <w:bCs w:val="1"/>
+                <w:sz w:val="24"/>
+                <w:szCs w:val="24"/>
+              </w:rPr>
+            </w:pPr>
+            <w:r>
+              <w:rPr>
+                <w:rtl w:val="0"/>
+              </w:rPr>
+            </w:r>
+          </w:p>
+        </w:tc>
+      </w:tr>
+      <w:tr>
+        <w:trPr>
+          <w:cantSplit w:val="0"/>
+          <w:tblHeader w:val="0"/>
+        </w:trPr>
+        <w:tc>
+          <w:tcPr>
+            <w:shd w:fill="auto" w:val="clear"/>
+            <w:tcMar>
+              <w:top w:w="100.0" w:type="dxa"/>
+              <w:left w:w="100.0" w:type="dxa"/>
+              <w:bottom w:w="100.0" w:type="dxa"/>
+              <w:right w:w="100.0" w:type="dxa"/>
+            </w:tcMar>
+            <w:vAlign w:val="top"/>
+          </w:tcPr>
+          <w:p>
+            <w:pPr>
+              <w:widowControl w:val="0"/>
+              <w:spacing w:line="240" w:lineRule="auto"/>
+              <w:rPr>
+                <w:b w:val="1"/>
+                <w:bCs w:val="1"/>
+                <w:sz w:val="24"/>
+                <w:szCs w:val="24"/>
+              </w:rPr>
+            </w:pPr>
+            <w:r>
+              <w:rPr>
+                <w:b w:val="1"/>
+                <w:bCs w:val="1"/>
+                <w:sz w:val="24"/>
+                <w:szCs w:val="24"/>
+                <w:rtl w:val="0"/>
+              </w:rPr>
+              <w:t xml:space="preserve">Texas </w:t>
+            </w:r>
+          </w:p>
+        </w:tc>
+        <w:tc>
+          <w:tcPr>
+            <w:shd w:fill="auto" w:val="clear"/>
+            <w:tcMar>
+              <w:top w:w="100.0" w:type="dxa"/>
+              <w:left w:w="100.0" w:type="dxa"/>
+              <w:bottom w:w="100.0" w:type="dxa"/>
+              <w:right w:w="100.0" w:type="dxa"/>
+            </w:tcMar>
+            <w:vAlign w:val="top"/>
+          </w:tcPr>
+          <w:p>
+            <w:pPr>
+              <w:widowControl w:val="0"/>
+              <w:spacing w:line="240" w:lineRule="auto"/>
+              <w:rPr>
+                <w:b w:val="1"/>
+                <w:bCs w:val="1"/>
+                <w:sz w:val="24"/>
+                <w:szCs w:val="24"/>
+              </w:rPr>
+            </w:pPr>
+            <w:r>
+              <w:rPr>
+                <w:rtl w:val="0"/>
+              </w:rPr>
+            </w:r>
+          </w:p>
+        </w:tc>
+      </w:tr>
+    </w:tbl>
+    <w:p>
+      <w:pPr>
+        <w:spacing w:after="100" w:lineRule="auto"/>
+        <w:rPr>
+          <w:b w:val="1"/>
+          <w:bCs w:val="1"/>
+          <w:sz w:val="24"/>
+          <w:szCs w:val="24"/>
+        </w:rPr>
+      </w:pPr>
+      <w:r>
+        <w:rPr>
+          <w:rtl w:val="0"/>
+        </w:rPr>
+      </w:r>
+    </w:p>
+    <w:p>
+      <w:pPr>
+        <w:numPr>
+          <w:ilvl w:val="0"/>
+          <w:numId w:val="1"/>
+        </w:numPr>
+        <w:spacing w:after="100" w:lineRule="auto"/>
+        <w:ind w:left="1100" w:hanging="360"/>
+        <w:rPr>
+          <w:b w:val="1"/>
+          <w:bCs w:val="1"/>
+          <w:sz w:val="24"/>
+          <w:szCs w:val="24"/>
+          <w:u w:val="none"/>
+        </w:rPr>
+      </w:pPr>
+      <w:r>
+        <w:rPr>
+          <w:b w:val="1"/>
+          <w:bCs w:val="1"/>
+          <w:sz w:val="24"/>
+          <w:szCs w:val="24"/>
+          <w:rtl w:val="0"/>
+        </w:rPr>
+        <w:t xml:space="preserve">Growing season favorable:</w:t>
+      </w:r>
+    </w:p>
+    <w:p>
+      <w:pPr>
+        <w:spacing w:after="100" w:lineRule="auto"/>
+        <w:rPr>
+          <w:b w:val="1"/>
+          <w:bCs w:val="1"/>
+          <w:sz w:val="24"/>
+          <w:szCs w:val="24"/>
+        </w:rPr>
+      </w:pPr>
+      <w:r>
+        <w:rPr>
+          <w:rtl w:val="0"/>
+        </w:rPr>
+      </w:r>
+    </w:p>
+    <w:tbl>
+      <w:tblPr>
+        <w:tblStyle w:val="Table8"/>
+        <w:tblW w:w="9029.0" w:type="dxa"/>
+        <w:jc w:val="left"/>
+        <w:tblBorders>
+          <w:top w:color="000000" w:space="0" w:sz="8" w:val="single"/>
+          <w:left w:color="000000" w:space="0" w:sz="8" w:val="single"/>
+          <w:bottom w:color="000000" w:space="0" w:sz="8" w:val="single"/>
+          <w:right w:color="000000" w:space="0" w:sz="8" w:val="single"/>
+          <w:insideH w:color="000000" w:space="0" w:sz="8" w:val="single"/>
+          <w:insideV w:color="000000" w:space="0" w:sz="8" w:val="single"/>
+        </w:tblBorders>
+        <w:tblLayout w:type="fixed"/>
+        <w:tblLook w:val="0600"/>
+      </w:tblPr>
+      <w:tblGrid>
+        <w:gridCol w:w="4514.5"/>
+        <w:gridCol w:w="4514.5"/>
+        <w:tblGridChange w:id="0">
+          <w:tblGrid>
+            <w:gridCol w:w="4514.5"/>
+            <w:gridCol w:w="4514.5"/>
+          </w:tblGrid>
+        </w:tblGridChange>
+      </w:tblGrid>
+      <w:tr>
+        <w:trPr>
+          <w:cantSplit w:val="0"/>
+          <w:tblHeader w:val="0"/>
+        </w:trPr>
+        <w:tc>
+          <w:tcPr>
+            <w:shd w:fill="auto" w:val="clear"/>
+            <w:tcMar>
+              <w:top w:w="100.0" w:type="dxa"/>
+              <w:left w:w="100.0" w:type="dxa"/>
+              <w:bottom w:w="100.0" w:type="dxa"/>
+              <w:right w:w="100.0" w:type="dxa"/>
+            </w:tcMar>
+            <w:vAlign w:val="top"/>
+          </w:tcPr>
+          <w:p>
+            <w:pPr>
+              <w:widowControl w:val="0"/>
+              <w:spacing w:line="240" w:lineRule="auto"/>
+              <w:rPr>
+                <w:b w:val="1"/>
+                <w:bCs w:val="1"/>
+                <w:sz w:val="24"/>
+                <w:szCs w:val="24"/>
+              </w:rPr>
+            </w:pPr>
+            <w:r>
+              <w:rPr>
+                <w:b w:val="1"/>
+                <w:bCs w:val="1"/>
+                <w:sz w:val="24"/>
+                <w:szCs w:val="24"/>
+                <w:rtl w:val="0"/>
+              </w:rPr>
+              <w:t xml:space="preserve">Estado </w:t>
+            </w:r>
+          </w:p>
+        </w:tc>
+        <w:tc>
+          <w:tcPr>
+            <w:shd w:fill="auto" w:val="clear"/>
+            <w:tcMar>
+              <w:top w:w="100.0" w:type="dxa"/>
+              <w:left w:w="100.0" w:type="dxa"/>
+              <w:bottom w:w="100.0" w:type="dxa"/>
+              <w:right w:w="100.0" w:type="dxa"/>
+            </w:tcMar>
+            <w:vAlign w:val="top"/>
+          </w:tcPr>
+          <w:p>
+            <w:pPr>
+              <w:widowControl w:val="0"/>
+              <w:spacing w:line="240" w:lineRule="auto"/>
+              <w:rPr>
+                <w:b w:val="1"/>
+                <w:bCs w:val="1"/>
+                <w:sz w:val="24"/>
+                <w:szCs w:val="24"/>
+              </w:rPr>
+            </w:pPr>
+            <w:r>
+              <w:rPr>
+                <w:b w:val="1"/>
+                <w:bCs w:val="1"/>
+                <w:sz w:val="24"/>
+                <w:szCs w:val="24"/>
+                <w:rtl w:val="0"/>
+              </w:rPr>
+              <w:t xml:space="preserve">Calificación</w:t>
+            </w:r>
+          </w:p>
+        </w:tc>
+      </w:tr>
+      <w:tr>
+        <w:trPr>
+          <w:cantSplit w:val="0"/>
+          <w:tblHeader w:val="0"/>
+        </w:trPr>
+        <w:tc>
+          <w:tcPr>
+            <w:shd w:fill="auto" w:val="clear"/>
+            <w:tcMar>
+              <w:top w:w="100.0" w:type="dxa"/>
+              <w:left w:w="100.0" w:type="dxa"/>
+              <w:bottom w:w="100.0" w:type="dxa"/>
+              <w:right w:w="100.0" w:type="dxa"/>
+            </w:tcMar>
+            <w:vAlign w:val="top"/>
+          </w:tcPr>
+          <w:p>
+            <w:pPr>
+              <w:widowControl w:val="0"/>
+              <w:spacing w:line="240" w:lineRule="auto"/>
+              <w:rPr>
+                <w:b w:val="1"/>
+                <w:bCs w:val="1"/>
+                <w:sz w:val="24"/>
+                <w:szCs w:val="24"/>
+              </w:rPr>
+            </w:pPr>
+            <w:r>
+              <w:rPr>
+                <w:b w:val="1"/>
+                <w:bCs w:val="1"/>
+                <w:sz w:val="24"/>
+                <w:szCs w:val="24"/>
+                <w:rtl w:val="0"/>
+              </w:rPr>
+              <w:t xml:space="preserve">Florida</w:t>
+            </w:r>
+          </w:p>
+        </w:tc>
+        <w:tc>
+          <w:tcPr>
+            <w:shd w:fill="auto" w:val="clear"/>
+            <w:tcMar>
+              <w:top w:w="100.0" w:type="dxa"/>
+              <w:left w:w="100.0" w:type="dxa"/>
+              <w:bottom w:w="100.0" w:type="dxa"/>
+              <w:right w:w="100.0" w:type="dxa"/>
+            </w:tcMar>
+            <w:vAlign w:val="top"/>
+          </w:tcPr>
+          <w:p>
+            <w:pPr>
+              <w:widowControl w:val="0"/>
+              <w:spacing w:line="240" w:lineRule="auto"/>
+              <w:rPr>
+                <w:b w:val="1"/>
+                <w:bCs w:val="1"/>
+                <w:sz w:val="24"/>
+                <w:szCs w:val="24"/>
+              </w:rPr>
+            </w:pPr>
+            <w:r>
+              <w:rPr>
+                <w:rtl w:val="0"/>
+              </w:rPr>
+            </w:r>
+          </w:p>
+        </w:tc>
+      </w:tr>
+      <w:tr>
+        <w:trPr>
+          <w:cantSplit w:val="0"/>
+          <w:tblHeader w:val="0"/>
+        </w:trPr>
+        <w:tc>
+          <w:tcPr>
+            <w:shd w:fill="auto" w:val="clear"/>
+            <w:tcMar>
+              <w:top w:w="100.0" w:type="dxa"/>
+              <w:left w:w="100.0" w:type="dxa"/>
+              <w:bottom w:w="100.0" w:type="dxa"/>
+              <w:right w:w="100.0" w:type="dxa"/>
+            </w:tcMar>
+            <w:vAlign w:val="top"/>
+          </w:tcPr>
+          <w:p>
+            <w:pPr>
+              <w:widowControl w:val="0"/>
+              <w:spacing w:line="240" w:lineRule="auto"/>
+              <w:rPr>
+                <w:b w:val="1"/>
+                <w:bCs w:val="1"/>
+                <w:sz w:val="24"/>
+                <w:szCs w:val="24"/>
+              </w:rPr>
+            </w:pPr>
+            <w:r>
+              <w:rPr>
+                <w:b w:val="1"/>
+                <w:bCs w:val="1"/>
+                <w:sz w:val="24"/>
+                <w:szCs w:val="24"/>
+                <w:rtl w:val="0"/>
+              </w:rPr>
+              <w:t xml:space="preserve">Texas </w:t>
+            </w:r>
+          </w:p>
+        </w:tc>
+        <w:tc>
+          <w:tcPr>
+            <w:shd w:fill="auto" w:val="clear"/>
+            <w:tcMar>
+              <w:top w:w="100.0" w:type="dxa"/>
+              <w:left w:w="100.0" w:type="dxa"/>
+              <w:bottom w:w="100.0" w:type="dxa"/>
+              <w:right w:w="100.0" w:type="dxa"/>
+            </w:tcMar>
+            <w:vAlign w:val="top"/>
+          </w:tcPr>
+          <w:p>
+            <w:pPr>
+              <w:widowControl w:val="0"/>
+              <w:spacing w:line="240" w:lineRule="auto"/>
+              <w:rPr>
+                <w:b w:val="1"/>
+                <w:bCs w:val="1"/>
+                <w:sz w:val="24"/>
+                <w:szCs w:val="24"/>
+              </w:rPr>
+            </w:pPr>
+            <w:r>
+              <w:rPr>
+                <w:rtl w:val="0"/>
+              </w:rPr>
+            </w:r>
+          </w:p>
+        </w:tc>
+      </w:tr>
+    </w:tbl>
+    <w:p>
+      <w:pPr>
+        <w:spacing w:after="100" w:lineRule="auto"/>
+        <w:rPr>
+          <w:b w:val="1"/>
+          <w:bCs w:val="1"/>
+          <w:sz w:val="24"/>
+          <w:szCs w:val="24"/>
+        </w:rPr>
+      </w:pPr>
+      <w:r>
+        <w:rPr>
+          <w:rtl w:val="0"/>
+        </w:rPr>
+      </w:r>
+    </w:p>
+    <w:p>
+      <w:pPr>
+        <w:numPr>
+          <w:ilvl w:val="0"/>
+          <w:numId w:val="1"/>
+        </w:numPr>
+        <w:spacing w:after="100" w:lineRule="auto"/>
+        <w:ind w:left="1100" w:hanging="360"/>
+        <w:rPr>
+          <w:b w:val="1"/>
+          <w:bCs w:val="1"/>
+          <w:sz w:val="24"/>
+          <w:szCs w:val="24"/>
+          <w:u w:val="none"/>
+        </w:rPr>
+      </w:pPr>
+      <w:r>
+        <w:rPr>
+          <w:b w:val="1"/>
+          <w:bCs w:val="1"/>
+          <w:sz w:val="24"/>
+          <w:szCs w:val="24"/>
+          <w:rtl w:val="0"/>
+        </w:rPr>
+        <w:t xml:space="preserve">Condiciones ambientales de desgaste (calor, humedad, radiación solar y lluvia):</w:t>
+      </w:r>
+    </w:p>
+    <w:p>
+      <w:pPr>
+        <w:spacing w:after="100" w:lineRule="auto"/>
+        <w:rPr>
+          <w:b w:val="1"/>
+          <w:bCs w:val="1"/>
+          <w:sz w:val="24"/>
+          <w:szCs w:val="24"/>
+        </w:rPr>
+      </w:pPr>
+      <w:r>
+        <w:rPr>
+          <w:rtl w:val="0"/>
+        </w:rPr>
+      </w:r>
+    </w:p>
+    <w:tbl>
+      <w:tblPr>
+        <w:tblStyle w:val="Table9"/>
+        <w:tblW w:w="9029.0" w:type="dxa"/>
+        <w:jc w:val="left"/>
+        <w:tblBorders>
+          <w:top w:color="000000" w:space="0" w:sz="8" w:val="single"/>
+          <w:left w:color="000000" w:space="0" w:sz="8" w:val="single"/>
+          <w:bottom w:color="000000" w:space="0" w:sz="8" w:val="single"/>
+          <w:right w:color="000000" w:space="0" w:sz="8" w:val="single"/>
+          <w:insideH w:color="000000" w:space="0" w:sz="8" w:val="single"/>
+          <w:insideV w:color="000000" w:space="0" w:sz="8" w:val="single"/>
+        </w:tblBorders>
+        <w:tblLayout w:type="fixed"/>
+        <w:tblLook w:val="0600"/>
+      </w:tblPr>
+      <w:tblGrid>
+        <w:gridCol w:w="4514.5"/>
+        <w:gridCol w:w="4514.5"/>
+        <w:tblGridChange w:id="0">
+          <w:tblGrid>
+            <w:gridCol w:w="4514.5"/>
+            <w:gridCol w:w="4514.5"/>
+          </w:tblGrid>
+        </w:tblGridChange>
+      </w:tblGrid>
+      <w:tr>
+        <w:trPr>
+          <w:cantSplit w:val="0"/>
+          <w:tblHeader w:val="0"/>
+        </w:trPr>
+        <w:tc>
+          <w:tcPr>
+            <w:shd w:fill="auto" w:val="clear"/>
+            <w:tcMar>
+              <w:top w:w="100.0" w:type="dxa"/>
+              <w:left w:w="100.0" w:type="dxa"/>
+              <w:bottom w:w="100.0" w:type="dxa"/>
+              <w:right w:w="100.0" w:type="dxa"/>
+            </w:tcMar>
+            <w:vAlign w:val="top"/>
+          </w:tcPr>
+          <w:p>
+            <w:pPr>
+              <w:widowControl w:val="0"/>
+              <w:spacing w:line="240" w:lineRule="auto"/>
+              <w:rPr>
+                <w:b w:val="1"/>
+                <w:bCs w:val="1"/>
+                <w:sz w:val="24"/>
+                <w:szCs w:val="24"/>
+              </w:rPr>
+            </w:pPr>
+            <w:r>
+              <w:rPr>
+                <w:b w:val="1"/>
+                <w:bCs w:val="1"/>
+                <w:sz w:val="24"/>
+                <w:szCs w:val="24"/>
+                <w:rtl w:val="0"/>
+              </w:rPr>
+              <w:t xml:space="preserve">Estado </w:t>
+            </w:r>
+          </w:p>
+        </w:tc>
+        <w:tc>
+          <w:tcPr>
+            <w:shd w:fill="auto" w:val="clear"/>
+            <w:tcMar>
+              <w:top w:w="100.0" w:type="dxa"/>
+              <w:left w:w="100.0" w:type="dxa"/>
+              <w:bottom w:w="100.0" w:type="dxa"/>
+              <w:right w:w="100.0" w:type="dxa"/>
+            </w:tcMar>
+            <w:vAlign w:val="top"/>
+          </w:tcPr>
+          <w:p>
+            <w:pPr>
+              <w:widowControl w:val="0"/>
+              <w:spacing w:line="240" w:lineRule="auto"/>
+              <w:rPr>
+                <w:b w:val="1"/>
+                <w:bCs w:val="1"/>
+                <w:sz w:val="24"/>
+                <w:szCs w:val="24"/>
+              </w:rPr>
+            </w:pPr>
+            <w:r>
+              <w:rPr>
+                <w:b w:val="1"/>
+                <w:bCs w:val="1"/>
+                <w:sz w:val="24"/>
+                <w:szCs w:val="24"/>
+                <w:rtl w:val="0"/>
+              </w:rPr>
+              <w:t xml:space="preserve">Calificación</w:t>
+            </w:r>
+          </w:p>
+        </w:tc>
+      </w:tr>
+      <w:tr>
+        <w:trPr>
+          <w:cantSplit w:val="0"/>
+          <w:tblHeader w:val="0"/>
+        </w:trPr>
+        <w:tc>
+          <w:tcPr>
+            <w:shd w:fill="auto" w:val="clear"/>
+            <w:tcMar>
+              <w:top w:w="100.0" w:type="dxa"/>
+              <w:left w:w="100.0" w:type="dxa"/>
+              <w:bottom w:w="100.0" w:type="dxa"/>
+              <w:right w:w="100.0" w:type="dxa"/>
+            </w:tcMar>
+            <w:vAlign w:val="top"/>
+          </w:tcPr>
+          <w:p>
+            <w:pPr>
+              <w:widowControl w:val="0"/>
+              <w:spacing w:line="240" w:lineRule="auto"/>
+              <w:rPr>
+                <w:b w:val="1"/>
+                <w:bCs w:val="1"/>
+                <w:sz w:val="24"/>
+                <w:szCs w:val="24"/>
+              </w:rPr>
+            </w:pPr>
+            <w:r>
+              <w:rPr>
+                <w:b w:val="1"/>
+                <w:bCs w:val="1"/>
+                <w:sz w:val="24"/>
+                <w:szCs w:val="24"/>
+                <w:rtl w:val="0"/>
+              </w:rPr>
+              <w:t xml:space="preserve">Florida</w:t>
+            </w:r>
+          </w:p>
+        </w:tc>
+        <w:tc>
+          <w:tcPr>
+            <w:shd w:fill="auto" w:val="clear"/>
+            <w:tcMar>
+              <w:top w:w="100.0" w:type="dxa"/>
+              <w:left w:w="100.0" w:type="dxa"/>
+              <w:bottom w:w="100.0" w:type="dxa"/>
+              <w:right w:w="100.0" w:type="dxa"/>
+            </w:tcMar>
+            <w:vAlign w:val="top"/>
+          </w:tcPr>
+          <w:p>
+            <w:pPr>
+              <w:widowControl w:val="0"/>
+              <w:spacing w:line="240" w:lineRule="auto"/>
+              <w:rPr>
+                <w:b w:val="1"/>
+                <w:bCs w:val="1"/>
+                <w:sz w:val="24"/>
+                <w:szCs w:val="24"/>
+              </w:rPr>
+            </w:pPr>
+            <w:r>
+              <w:rPr>
+                <w:rtl w:val="0"/>
+              </w:rPr>
+            </w:r>
+          </w:p>
+        </w:tc>
+      </w:tr>
+      <w:tr>
+        <w:trPr>
+          <w:cantSplit w:val="0"/>
+          <w:tblHeader w:val="0"/>
+        </w:trPr>
+        <w:tc>
+          <w:tcPr>
+            <w:shd w:fill="auto" w:val="clear"/>
+            <w:tcMar>
+              <w:top w:w="100.0" w:type="dxa"/>
+              <w:left w:w="100.0" w:type="dxa"/>
+              <w:bottom w:w="100.0" w:type="dxa"/>
+              <w:right w:w="100.0" w:type="dxa"/>
+            </w:tcMar>
+            <w:vAlign w:val="top"/>
+          </w:tcPr>
+          <w:p>
+            <w:pPr>
+              <w:widowControl w:val="0"/>
+              <w:spacing w:line="240" w:lineRule="auto"/>
+              <w:rPr>
+                <w:b w:val="1"/>
+                <w:bCs w:val="1"/>
+                <w:sz w:val="24"/>
+                <w:szCs w:val="24"/>
+              </w:rPr>
+            </w:pPr>
+            <w:r>
+              <w:rPr>
+                <w:b w:val="1"/>
+                <w:bCs w:val="1"/>
+                <w:sz w:val="24"/>
+                <w:szCs w:val="24"/>
+                <w:rtl w:val="0"/>
+              </w:rPr>
+              <w:t xml:space="preserve">Texas </w:t>
+            </w:r>
+          </w:p>
+        </w:tc>
+        <w:tc>
+          <w:tcPr>
+            <w:shd w:fill="auto" w:val="clear"/>
+            <w:tcMar>
+              <w:top w:w="100.0" w:type="dxa"/>
+              <w:left w:w="100.0" w:type="dxa"/>
+              <w:bottom w:w="100.0" w:type="dxa"/>
+              <w:right w:w="100.0" w:type="dxa"/>
+            </w:tcMar>
+            <w:vAlign w:val="top"/>
+          </w:tcPr>
+          <w:p>
+            <w:pPr>
+              <w:widowControl w:val="0"/>
+              <w:spacing w:line="240" w:lineRule="auto"/>
+              <w:rPr>
+                <w:b w:val="1"/>
+                <w:bCs w:val="1"/>
+                <w:sz w:val="24"/>
+                <w:szCs w:val="24"/>
+              </w:rPr>
+            </w:pPr>
+            <w:r>
+              <w:rPr>
+                <w:rtl w:val="0"/>
+              </w:rPr>
+            </w:r>
+          </w:p>
+        </w:tc>
+      </w:tr>
+    </w:tbl>
+    <w:p>
+      <w:pPr>
+        <w:spacing w:after="100" w:lineRule="auto"/>
+        <w:rPr>
+          <w:b w:val="1"/>
+          <w:bCs w:val="1"/>
+          <w:sz w:val="24"/>
+          <w:szCs w:val="24"/>
+        </w:rPr>
+      </w:pPr>
+      <w:r>
+        <w:rPr>
+          <w:rtl w:val="0"/>
+        </w:rPr>
+      </w:r>
+    </w:p>
+    <w:p>
+      <w:pPr>
+        <w:numPr>
+          <w:ilvl w:val="0"/>
+          <w:numId w:val="3"/>
+        </w:numPr>
+        <w:spacing w:after="100" w:lineRule="auto"/>
+        <w:ind w:left="1100" w:hanging="360"/>
+        <w:rPr>
+          <w:sz w:val="26"/>
+          <w:szCs w:val="26"/>
+        </w:rPr>
+      </w:pPr>
+      <w:r>
+        <w:rPr>
+          <w:b w:val="1"/>
+          <w:bCs w:val="1"/>
+          <w:i w:val="1"/>
+          <w:iCs w:val="1"/>
+          <w:sz w:val="26"/>
+          <w:szCs w:val="26"/>
+          <w:rtl w:val="0"/>
+        </w:rPr>
+        <w:t xml:space="preserve">Entorno de Comercio Internacional</w:t>
+      </w:r>
+    </w:p>
+    <w:p>
+      <w:pPr>
+        <w:shd w:fill="ffffff" w:val="clear"/>
+        <w:spacing w:after="180" w:before="180" w:line="360" w:lineRule="auto"/>
+        <w:rPr>
+          <w:sz w:val="24"/>
+          <w:szCs w:val="24"/>
+        </w:rPr>
+      </w:pPr>
+      <w:r>
+        <w:rPr>
+          <w:sz w:val="24"/>
+          <w:szCs w:val="24"/>
+          <w:rtl w:val="0"/>
+        </w:rPr>
+        <w:t xml:space="preserve">Analice los siguientes aspectos:</w:t>
+      </w:r>
+    </w:p>
+    <w:p>
+      <w:pPr>
+        <w:numPr>
+          <w:ilvl w:val="0"/>
+          <w:numId w:val="11"/>
+        </w:numPr>
+        <w:spacing w:after="100" w:lineRule="auto"/>
+        <w:ind w:left="1100" w:hanging="360"/>
+      </w:pPr>
+      <w:r>
+        <w:rPr>
+          <w:sz w:val="24"/>
+          <w:szCs w:val="24"/>
+          <w:rtl w:val="0"/>
+        </w:rPr>
+        <w:t xml:space="preserve">Identifique las </w:t>
+      </w:r>
+      <w:r>
+        <w:rPr>
+          <w:b w:val="1"/>
+          <w:bCs w:val="1"/>
+          <w:sz w:val="24"/>
+          <w:szCs w:val="24"/>
+          <w:rtl w:val="0"/>
+        </w:rPr>
+        <w:t xml:space="preserve">instituciones de apoyo</w:t>
+      </w:r>
+      <w:r>
+        <w:rPr>
+          <w:sz w:val="24"/>
+          <w:szCs w:val="24"/>
+          <w:rtl w:val="0"/>
+        </w:rPr>
+        <w:t xml:space="preserve"> (cámaras binacionales, agencias de promoción, gremios, etc.) y los </w:t>
+      </w:r>
+      <w:r>
+        <w:rPr>
+          <w:b w:val="1"/>
+          <w:bCs w:val="1"/>
+          <w:sz w:val="24"/>
+          <w:szCs w:val="24"/>
+          <w:rtl w:val="0"/>
+        </w:rPr>
+        <w:t xml:space="preserve">servicios que ofrecen</w:t>
+      </w:r>
+      <w:r>
+        <w:rPr>
+          <w:sz w:val="24"/>
+          <w:szCs w:val="24"/>
+          <w:rtl w:val="0"/>
+        </w:rPr>
+        <w:t xml:space="preserve">.</w:t>
+      </w:r>
+    </w:p>
+    <w:p>
+      <w:pPr>
+        <w:spacing w:after="100" w:lineRule="auto"/>
+        <w:rPr>
+          <w:b w:val="1"/>
+          <w:bCs w:val="1"/>
+          <w:sz w:val="24"/>
+          <w:szCs w:val="24"/>
+        </w:rPr>
+      </w:pPr>
+      <w:r>
+        <w:rPr>
+          <w:rtl w:val="0"/>
+        </w:rPr>
+      </w:r>
+    </w:p>
+    <w:tbl>
+      <w:tblPr>
+        <w:tblStyle w:val="Table10"/>
+        <w:tblW w:w="9029.0" w:type="dxa"/>
+        <w:jc w:val="left"/>
+        <w:tblBorders>
+          <w:top w:color="000000" w:space="0" w:sz="8" w:val="single"/>
+          <w:left w:color="000000" w:space="0" w:sz="8" w:val="single"/>
+          <w:bottom w:color="000000" w:space="0" w:sz="8" w:val="single"/>
+          <w:right w:color="000000" w:space="0" w:sz="8" w:val="single"/>
+          <w:insideH w:color="000000" w:space="0" w:sz="8" w:val="single"/>
+          <w:insideV w:color="000000" w:space="0" w:sz="8" w:val="single"/>
+        </w:tblBorders>
+        <w:tblLayout w:type="fixed"/>
+        <w:tblLook w:val="0600"/>
+      </w:tblPr>
+      <w:tblGrid>
+        <w:gridCol w:w="4514.5"/>
+        <w:gridCol w:w="4514.5"/>
+        <w:tblGridChange w:id="0">
+          <w:tblGrid>
+            <w:gridCol w:w="4514.5"/>
+            <w:gridCol w:w="4514.5"/>
+          </w:tblGrid>
+        </w:tblGridChange>
+      </w:tblGrid>
+      <w:tr>
+        <w:trPr>
+          <w:cantSplit w:val="0"/>
+          <w:tblHeader w:val="0"/>
+        </w:trPr>
+        <w:tc>
+          <w:tcPr>
+            <w:shd w:fill="auto" w:val="clear"/>
+            <w:tcMar>
+              <w:top w:w="100.0" w:type="dxa"/>
+              <w:left w:w="100.0" w:type="dxa"/>
+              <w:bottom w:w="100.0" w:type="dxa"/>
+              <w:right w:w="100.0" w:type="dxa"/>
+            </w:tcMar>
+            <w:vAlign w:val="top"/>
+          </w:tcPr>
+          <w:p>
+            <w:pPr>
+              <w:widowControl w:val="0"/>
+              <w:spacing w:line="240" w:lineRule="auto"/>
+              <w:rPr>
+                <w:b w:val="1"/>
+                <w:bCs w:val="1"/>
+                <w:sz w:val="24"/>
+                <w:szCs w:val="24"/>
+              </w:rPr>
+            </w:pPr>
+            <w:r>
+              <w:rPr>
+                <w:b w:val="1"/>
+                <w:bCs w:val="1"/>
+                <w:sz w:val="24"/>
+                <w:szCs w:val="24"/>
+                <w:rtl w:val="0"/>
+              </w:rPr>
+              <w:t xml:space="preserve">Estado </w:t>
+            </w:r>
+          </w:p>
+        </w:tc>
+        <w:tc>
+          <w:tcPr>
+            <w:shd w:fill="auto" w:val="clear"/>
+            <w:tcMar>
+              <w:top w:w="100.0" w:type="dxa"/>
+              <w:left w:w="100.0" w:type="dxa"/>
+              <w:bottom w:w="100.0" w:type="dxa"/>
+              <w:right w:w="100.0" w:type="dxa"/>
+            </w:tcMar>
+            <w:vAlign w:val="top"/>
+          </w:tcPr>
+          <w:p>
+            <w:pPr>
+              <w:widowControl w:val="0"/>
+              <w:spacing w:line="240" w:lineRule="auto"/>
+              <w:rPr>
+                <w:b w:val="1"/>
+                <w:bCs w:val="1"/>
+                <w:sz w:val="24"/>
+                <w:szCs w:val="24"/>
+              </w:rPr>
+            </w:pPr>
+            <w:r>
+              <w:rPr>
+                <w:b w:val="1"/>
+                <w:bCs w:val="1"/>
+                <w:sz w:val="24"/>
+                <w:szCs w:val="24"/>
+                <w:rtl w:val="0"/>
+              </w:rPr>
+              <w:t xml:space="preserve">Calificación</w:t>
+            </w:r>
+          </w:p>
+        </w:tc>
+      </w:tr>
+      <w:tr>
+        <w:trPr>
+          <w:cantSplit w:val="0"/>
+          <w:tblHeader w:val="0"/>
+        </w:trPr>
+        <w:tc>
+          <w:tcPr>
+            <w:shd w:fill="auto" w:val="clear"/>
+            <w:tcMar>
+              <w:top w:w="100.0" w:type="dxa"/>
+              <w:left w:w="100.0" w:type="dxa"/>
+              <w:bottom w:w="100.0" w:type="dxa"/>
+              <w:right w:w="100.0" w:type="dxa"/>
+            </w:tcMar>
+            <w:vAlign w:val="top"/>
+          </w:tcPr>
+          <w:p>
+            <w:pPr>
+              <w:widowControl w:val="0"/>
+              <w:spacing w:line="240" w:lineRule="auto"/>
+              <w:rPr>
+                <w:b w:val="1"/>
+                <w:bCs w:val="1"/>
+                <w:sz w:val="24"/>
+                <w:szCs w:val="24"/>
+              </w:rPr>
+            </w:pPr>
+            <w:r>
+              <w:rPr>
+                <w:b w:val="1"/>
+                <w:bCs w:val="1"/>
+                <w:sz w:val="24"/>
+                <w:szCs w:val="24"/>
+                <w:rtl w:val="0"/>
+              </w:rPr>
+              <w:t xml:space="preserve">Florida</w:t>
+            </w:r>
+          </w:p>
+        </w:tc>
+        <w:tc>
+          <w:tcPr>
+            <w:shd w:fill="auto" w:val="clear"/>
+            <w:tcMar>
+              <w:top w:w="100.0" w:type="dxa"/>
+              <w:left w:w="100.0" w:type="dxa"/>
+              <w:bottom w:w="100.0" w:type="dxa"/>
+              <w:right w:w="100.0" w:type="dxa"/>
+            </w:tcMar>
+            <w:vAlign w:val="top"/>
+          </w:tcPr>
+          <w:p>
+            <w:pPr>
+              <w:widowControl w:val="0"/>
+              <w:spacing w:line="240" w:lineRule="auto"/>
+              <w:rPr>
+                <w:b w:val="1"/>
+                <w:bCs w:val="1"/>
+                <w:sz w:val="24"/>
+                <w:szCs w:val="24"/>
+              </w:rPr>
+            </w:pPr>
+            <w:r>
+              <w:rPr>
+                <w:rtl w:val="0"/>
+              </w:rPr>
+            </w:r>
+          </w:p>
+        </w:tc>
+      </w:tr>
+      <w:tr>
+        <w:trPr>
+          <w:cantSplit w:val="0"/>
+          <w:tblHeader w:val="0"/>
+        </w:trPr>
+        <w:tc>
+          <w:tcPr>
+            <w:shd w:fill="auto" w:val="clear"/>
+            <w:tcMar>
+              <w:top w:w="100.0" w:type="dxa"/>
+              <w:left w:w="100.0" w:type="dxa"/>
+              <w:bottom w:w="100.0" w:type="dxa"/>
+              <w:right w:w="100.0" w:type="dxa"/>
+            </w:tcMar>
+            <w:vAlign w:val="top"/>
+          </w:tcPr>
+          <w:p>
+            <w:pPr>
+              <w:widowControl w:val="0"/>
+              <w:spacing w:line="240" w:lineRule="auto"/>
+              <w:rPr>
+                <w:b w:val="1"/>
+                <w:bCs w:val="1"/>
+                <w:sz w:val="24"/>
+                <w:szCs w:val="24"/>
+              </w:rPr>
+            </w:pPr>
+            <w:r>
+              <w:rPr>
+                <w:b w:val="1"/>
+                <w:bCs w:val="1"/>
+                <w:sz w:val="24"/>
+                <w:szCs w:val="24"/>
+                <w:rtl w:val="0"/>
+              </w:rPr>
+              <w:t xml:space="preserve">Texas </w:t>
+            </w:r>
+          </w:p>
+        </w:tc>
+        <w:tc>
+          <w:tcPr>
+            <w:shd w:fill="auto" w:val="clear"/>
+            <w:tcMar>
+              <w:top w:w="100.0" w:type="dxa"/>
+              <w:left w:w="100.0" w:type="dxa"/>
+              <w:bottom w:w="100.0" w:type="dxa"/>
+              <w:right w:w="100.0" w:type="dxa"/>
+            </w:tcMar>
+            <w:vAlign w:val="top"/>
+          </w:tcPr>
+          <w:p>
+            <w:pPr>
+              <w:widowControl w:val="0"/>
+              <w:spacing w:line="240" w:lineRule="auto"/>
+              <w:rPr>
+                <w:b w:val="1"/>
+                <w:bCs w:val="1"/>
+                <w:sz w:val="24"/>
+                <w:szCs w:val="24"/>
+              </w:rPr>
+            </w:pPr>
+            <w:r>
+              <w:rPr>
+                <w:rtl w:val="0"/>
+              </w:rPr>
+            </w:r>
+          </w:p>
+        </w:tc>
+      </w:tr>
+    </w:tbl>
+    <w:p>
+      <w:pPr>
+        <w:spacing w:after="100" w:lineRule="auto"/>
+        <w:rPr>
+          <w:sz w:val="24"/>
+          <w:szCs w:val="24"/>
+        </w:rPr>
+      </w:pPr>
+      <w:r>
+        <w:rPr>
+          <w:rtl w:val="0"/>
+        </w:rPr>
+      </w:r>
+    </w:p>
+    <w:p>
+      <w:pPr>
+        <w:numPr>
+          <w:ilvl w:val="0"/>
+          <w:numId w:val="11"/>
+        </w:numPr>
+        <w:spacing w:after="100" w:lineRule="auto"/>
+        <w:ind w:left="1100" w:hanging="360"/>
+      </w:pPr>
+      <w:r>
+        <w:rPr>
+          <w:b w:val="1"/>
+          <w:bCs w:val="1"/>
+          <w:sz w:val="24"/>
+          <w:szCs w:val="24"/>
+          <w:rtl w:val="0"/>
+        </w:rPr>
+        <w:t xml:space="preserve">Evolución de la balanza comercial</w:t>
+      </w:r>
+      <w:r>
+        <w:rPr>
+          <w:sz w:val="24"/>
+          <w:szCs w:val="24"/>
+          <w:rtl w:val="0"/>
+        </w:rPr>
+        <w:t xml:space="preserve"> entre Colombia y los estados seleccionados.</w:t>
+      </w:r>
+    </w:p>
+    <w:p>
+      <w:pPr>
+        <w:spacing w:after="100" w:lineRule="auto"/>
+        <w:rPr>
+          <w:b w:val="1"/>
+          <w:bCs w:val="1"/>
+          <w:sz w:val="24"/>
+          <w:szCs w:val="24"/>
+        </w:rPr>
+      </w:pPr>
+      <w:r>
+        <w:rPr>
+          <w:rtl w:val="0"/>
+        </w:rPr>
+      </w:r>
+    </w:p>
+    <w:tbl>
+      <w:tblPr>
+        <w:tblStyle w:val="Table11"/>
+        <w:tblW w:w="9029.0" w:type="dxa"/>
+        <w:jc w:val="left"/>
+        <w:tblBorders>
+          <w:top w:color="000000" w:space="0" w:sz="8" w:val="single"/>
+          <w:left w:color="000000" w:space="0" w:sz="8" w:val="single"/>
+          <w:bottom w:color="000000" w:space="0" w:sz="8" w:val="single"/>
+          <w:right w:color="000000" w:space="0" w:sz="8" w:val="single"/>
+          <w:insideH w:color="000000" w:space="0" w:sz="8" w:val="single"/>
+          <w:insideV w:color="000000" w:space="0" w:sz="8" w:val="single"/>
+        </w:tblBorders>
+        <w:tblLayout w:type="fixed"/>
+        <w:tblLook w:val="0600"/>
+      </w:tblPr>
+      <w:tblGrid>
+        <w:gridCol w:w="4514.5"/>
+        <w:gridCol w:w="4514.5"/>
+        <w:tblGridChange w:id="0">
+          <w:tblGrid>
+            <w:gridCol w:w="4514.5"/>
+            <w:gridCol w:w="4514.5"/>
+          </w:tblGrid>
+        </w:tblGridChange>
+      </w:tblGrid>
+      <w:tr>
+        <w:trPr>
+          <w:cantSplit w:val="0"/>
+          <w:tblHeader w:val="0"/>
+        </w:trPr>
+        <w:tc>
+          <w:tcPr>
+            <w:shd w:fill="auto" w:val="clear"/>
+            <w:tcMar>
+              <w:top w:w="100.0" w:type="dxa"/>
+              <w:left w:w="100.0" w:type="dxa"/>
+              <w:bottom w:w="100.0" w:type="dxa"/>
+              <w:right w:w="100.0" w:type="dxa"/>
+            </w:tcMar>
+            <w:vAlign w:val="top"/>
+          </w:tcPr>
+          <w:p>
+            <w:pPr>
+              <w:widowControl w:val="0"/>
+              <w:spacing w:line="240" w:lineRule="auto"/>
+              <w:rPr>
+                <w:b w:val="1"/>
+                <w:bCs w:val="1"/>
+                <w:sz w:val="24"/>
+                <w:szCs w:val="24"/>
+              </w:rPr>
+            </w:pPr>
+            <w:r>
+              <w:rPr>
+                <w:b w:val="1"/>
+                <w:bCs w:val="1"/>
+                <w:sz w:val="24"/>
+                <w:szCs w:val="24"/>
+                <w:rtl w:val="0"/>
+              </w:rPr>
+              <w:t xml:space="preserve">Estado </w:t>
+            </w:r>
+          </w:p>
+        </w:tc>
+        <w:tc>
+          <w:tcPr>
+            <w:shd w:fill="auto" w:val="clear"/>
+            <w:tcMar>
+              <w:top w:w="100.0" w:type="dxa"/>
+              <w:left w:w="100.0" w:type="dxa"/>
+              <w:bottom w:w="100.0" w:type="dxa"/>
+              <w:right w:w="100.0" w:type="dxa"/>
+            </w:tcMar>
+            <w:vAlign w:val="top"/>
+          </w:tcPr>
+          <w:p>
+            <w:pPr>
+              <w:widowControl w:val="0"/>
+              <w:spacing w:line="240" w:lineRule="auto"/>
+              <w:rPr>
+                <w:b w:val="1"/>
+                <w:bCs w:val="1"/>
+                <w:sz w:val="24"/>
+                <w:szCs w:val="24"/>
+              </w:rPr>
+            </w:pPr>
+            <w:r>
+              <w:rPr>
+                <w:b w:val="1"/>
+                <w:bCs w:val="1"/>
+                <w:sz w:val="24"/>
+                <w:szCs w:val="24"/>
+                <w:rtl w:val="0"/>
+              </w:rPr>
+              <w:t xml:space="preserve">Calificación</w:t>
+            </w:r>
+          </w:p>
+        </w:tc>
+      </w:tr>
+      <w:tr>
+        <w:trPr>
+          <w:cantSplit w:val="0"/>
+          <w:tblHeader w:val="0"/>
+        </w:trPr>
+        <w:tc>
+          <w:tcPr>
+            <w:shd w:fill="auto" w:val="clear"/>
+            <w:tcMar>
+              <w:top w:w="100.0" w:type="dxa"/>
+              <w:left w:w="100.0" w:type="dxa"/>
+              <w:bottom w:w="100.0" w:type="dxa"/>
+              <w:right w:w="100.0" w:type="dxa"/>
+            </w:tcMar>
+            <w:vAlign w:val="top"/>
+          </w:tcPr>
+          <w:p>
+            <w:pPr>
+              <w:widowControl w:val="0"/>
+              <w:spacing w:line="240" w:lineRule="auto"/>
+              <w:rPr>
+                <w:b w:val="1"/>
+                <w:bCs w:val="1"/>
+                <w:sz w:val="24"/>
+                <w:szCs w:val="24"/>
+              </w:rPr>
+            </w:pPr>
+            <w:r>
+              <w:rPr>
+                <w:b w:val="1"/>
+                <w:bCs w:val="1"/>
+                <w:sz w:val="24"/>
+                <w:szCs w:val="24"/>
+                <w:rtl w:val="0"/>
+              </w:rPr>
+              <w:t xml:space="preserve">Florida</w:t>
+            </w:r>
+          </w:p>
+        </w:tc>
+        <w:tc>
+          <w:tcPr>
+            <w:shd w:fill="auto" w:val="clear"/>
+            <w:tcMar>
+              <w:top w:w="100.0" w:type="dxa"/>
+              <w:left w:w="100.0" w:type="dxa"/>
+              <w:bottom w:w="100.0" w:type="dxa"/>
+              <w:right w:w="100.0" w:type="dxa"/>
+            </w:tcMar>
+            <w:vAlign w:val="top"/>
+          </w:tcPr>
+          <w:p>
+            <w:pPr>
+              <w:widowControl w:val="0"/>
+              <w:spacing w:line="240" w:lineRule="auto"/>
+              <w:rPr>
+                <w:b w:val="1"/>
+                <w:bCs w:val="1"/>
+                <w:sz w:val="24"/>
+                <w:szCs w:val="24"/>
+              </w:rPr>
+            </w:pPr>
+            <w:r>
+              <w:rPr>
+                <w:rtl w:val="0"/>
+              </w:rPr>
+            </w:r>
+          </w:p>
+        </w:tc>
+      </w:tr>
+      <w:tr>
+        <w:trPr>
+          <w:cantSplit w:val="0"/>
+          <w:tblHeader w:val="0"/>
+        </w:trPr>
+        <w:tc>
+          <w:tcPr>
+            <w:shd w:fill="auto" w:val="clear"/>
+            <w:tcMar>
+              <w:top w:w="100.0" w:type="dxa"/>
+              <w:left w:w="100.0" w:type="dxa"/>
+              <w:bottom w:w="100.0" w:type="dxa"/>
+              <w:right w:w="100.0" w:type="dxa"/>
+            </w:tcMar>
+            <w:vAlign w:val="top"/>
+          </w:tcPr>
+          <w:p>
+            <w:pPr>
+              <w:widowControl w:val="0"/>
+              <w:spacing w:line="240" w:lineRule="auto"/>
+              <w:rPr>
+                <w:b w:val="1"/>
+                <w:bCs w:val="1"/>
+                <w:sz w:val="24"/>
+                <w:szCs w:val="24"/>
+              </w:rPr>
+            </w:pPr>
+            <w:r>
+              <w:rPr>
+                <w:b w:val="1"/>
+                <w:bCs w:val="1"/>
+                <w:sz w:val="24"/>
+                <w:szCs w:val="24"/>
+                <w:rtl w:val="0"/>
+              </w:rPr>
+              <w:t xml:space="preserve">Texas </w:t>
+            </w:r>
+          </w:p>
+        </w:tc>
+        <w:tc>
+          <w:tcPr>
+            <w:shd w:fill="auto" w:val="clear"/>
+            <w:tcMar>
+              <w:top w:w="100.0" w:type="dxa"/>
+              <w:left w:w="100.0" w:type="dxa"/>
+              <w:bottom w:w="100.0" w:type="dxa"/>
+              <w:right w:w="100.0" w:type="dxa"/>
+            </w:tcMar>
+            <w:vAlign w:val="top"/>
+          </w:tcPr>
+          <w:p>
+            <w:pPr>
+              <w:widowControl w:val="0"/>
+              <w:spacing w:line="240" w:lineRule="auto"/>
+              <w:rPr>
+                <w:b w:val="1"/>
+                <w:bCs w:val="1"/>
+                <w:sz w:val="24"/>
+                <w:szCs w:val="24"/>
+              </w:rPr>
+            </w:pPr>
+            <w:r>
+              <w:rPr>
+                <w:rtl w:val="0"/>
+              </w:rPr>
+            </w:r>
+          </w:p>
+        </w:tc>
+      </w:tr>
+    </w:tbl>
+    <w:p>
+      <w:pPr>
+        <w:spacing w:after="100" w:lineRule="auto"/>
+        <w:rPr>
+          <w:sz w:val="24"/>
+          <w:szCs w:val="24"/>
+        </w:rPr>
+      </w:pPr>
+      <w:r>
+        <w:rPr>
+          <w:rtl w:val="0"/>
+        </w:rPr>
+      </w:r>
+    </w:p>
+    <w:p>
+      <w:pPr>
+        <w:numPr>
+          <w:ilvl w:val="0"/>
+          <w:numId w:val="11"/>
+        </w:numPr>
+        <w:spacing w:after="240" w:before="240" w:lineRule="auto"/>
+        <w:ind w:left="720" w:hanging="360"/>
+      </w:pPr>
+      <w:r>
+        <w:rPr>
+          <w:rFonts w:ascii="Arial Unicode MS" w:cs="Arial Unicode MS" w:eastAsia="Arial Unicode MS" w:hAnsi="Arial Unicode MS"/>
+          <w:b w:val="1"/>
+          <w:bCs w:val="1"/>
+          <w:sz w:val="24"/>
+          <w:szCs w:val="24"/>
+          <w:rtl w:val="0"/>
+        </w:rPr>
+        <w:t xml:space="preserve">Ruta logística Colombia → Florida / Texas</w:t>
+        <w:br w:type="textWrapping"/>
+      </w:r>
+      <w:r>
+        <w:rPr>
+          <w:sz w:val="24"/>
+          <w:szCs w:val="24"/>
+          <w:rtl w:val="0"/>
+        </w:rPr>
+        <w:t xml:space="preserve"> Puertos, tiempos, salida, llegada y distribución.</w:t>
+      </w:r>
+    </w:p>
+    <w:p>
+      <w:pPr>
+        <w:spacing w:after="100" w:lineRule="auto"/>
+        <w:rPr>
+          <w:b w:val="1"/>
+          <w:bCs w:val="1"/>
+          <w:sz w:val="24"/>
+          <w:szCs w:val="24"/>
+        </w:rPr>
+      </w:pPr>
+      <w:r>
+        <w:rPr>
+          <w:rtl w:val="0"/>
+        </w:rPr>
+      </w:r>
+    </w:p>
+    <w:tbl>
+      <w:tblPr>
+        <w:tblStyle w:val="Table12"/>
+        <w:tblW w:w="9029.0" w:type="dxa"/>
+        <w:jc w:val="left"/>
+        <w:tblBorders>
+          <w:top w:color="000000" w:space="0" w:sz="8" w:val="single"/>
+          <w:left w:color="000000" w:space="0" w:sz="8" w:val="single"/>
+          <w:bottom w:color="000000" w:space="0" w:sz="8" w:val="single"/>
+          <w:right w:color="000000" w:space="0" w:sz="8" w:val="single"/>
+          <w:insideH w:color="000000" w:space="0" w:sz="8" w:val="single"/>
+          <w:insideV w:color="000000" w:space="0" w:sz="8" w:val="single"/>
+        </w:tblBorders>
+        <w:tblLayout w:type="fixed"/>
+        <w:tblLook w:val="0600"/>
+      </w:tblPr>
+      <w:tblGrid>
+        <w:gridCol w:w="4514.5"/>
+        <w:gridCol w:w="4514.5"/>
+        <w:tblGridChange w:id="0">
+          <w:tblGrid>
+            <w:gridCol w:w="4514.5"/>
+            <w:gridCol w:w="4514.5"/>
+          </w:tblGrid>
+        </w:tblGridChange>
+      </w:tblGrid>
+      <w:tr>
+        <w:trPr>
+          <w:cantSplit w:val="0"/>
+          <w:tblHeader w:val="0"/>
+        </w:trPr>
+        <w:tc>
+          <w:tcPr>
+            <w:shd w:fill="auto" w:val="clear"/>
+            <w:tcMar>
+              <w:top w:w="100.0" w:type="dxa"/>
+              <w:left w:w="100.0" w:type="dxa"/>
+              <w:bottom w:w="100.0" w:type="dxa"/>
+              <w:right w:w="100.0" w:type="dxa"/>
+            </w:tcMar>
+            <w:vAlign w:val="top"/>
+          </w:tcPr>
+          <w:p>
+            <w:pPr>
+              <w:widowControl w:val="0"/>
+              <w:spacing w:line="240" w:lineRule="auto"/>
+              <w:rPr>
+                <w:b w:val="1"/>
+                <w:bCs w:val="1"/>
+                <w:sz w:val="24"/>
+                <w:szCs w:val="24"/>
+              </w:rPr>
+            </w:pPr>
+            <w:r>
+              <w:rPr>
+                <w:b w:val="1"/>
+                <w:bCs w:val="1"/>
+                <w:sz w:val="24"/>
+                <w:szCs w:val="24"/>
+                <w:rtl w:val="0"/>
+              </w:rPr>
+              <w:t xml:space="preserve">Estado </w:t>
+            </w:r>
+          </w:p>
+        </w:tc>
+        <w:tc>
+          <w:tcPr>
+            <w:shd w:fill="auto" w:val="clear"/>
+            <w:tcMar>
+              <w:top w:w="100.0" w:type="dxa"/>
+              <w:left w:w="100.0" w:type="dxa"/>
+              <w:bottom w:w="100.0" w:type="dxa"/>
+              <w:right w:w="100.0" w:type="dxa"/>
+            </w:tcMar>
+            <w:vAlign w:val="top"/>
+          </w:tcPr>
+          <w:p>
+            <w:pPr>
+              <w:widowControl w:val="0"/>
+              <w:spacing w:line="240" w:lineRule="auto"/>
+              <w:rPr>
+                <w:b w:val="1"/>
+                <w:bCs w:val="1"/>
+                <w:sz w:val="24"/>
+                <w:szCs w:val="24"/>
+              </w:rPr>
+            </w:pPr>
+            <w:r>
+              <w:rPr>
+                <w:b w:val="1"/>
+                <w:bCs w:val="1"/>
+                <w:sz w:val="24"/>
+                <w:szCs w:val="24"/>
+                <w:rtl w:val="0"/>
+              </w:rPr>
+              <w:t xml:space="preserve">Calificación</w:t>
+            </w:r>
+          </w:p>
+        </w:tc>
+      </w:tr>
+      <w:tr>
+        <w:trPr>
+          <w:cantSplit w:val="0"/>
+          <w:tblHeader w:val="0"/>
+        </w:trPr>
+        <w:tc>
+          <w:tcPr>
+            <w:shd w:fill="auto" w:val="clear"/>
+            <w:tcMar>
+              <w:top w:w="100.0" w:type="dxa"/>
+              <w:left w:w="100.0" w:type="dxa"/>
+              <w:bottom w:w="100.0" w:type="dxa"/>
+              <w:right w:w="100.0" w:type="dxa"/>
+            </w:tcMar>
+            <w:vAlign w:val="top"/>
+          </w:tcPr>
+          <w:p>
+            <w:pPr>
+              <w:widowControl w:val="0"/>
+              <w:spacing w:line="240" w:lineRule="auto"/>
+              <w:rPr>
+                <w:b w:val="1"/>
+                <w:bCs w:val="1"/>
+                <w:sz w:val="24"/>
+                <w:szCs w:val="24"/>
+              </w:rPr>
+            </w:pPr>
+            <w:r>
+              <w:rPr>
+                <w:b w:val="1"/>
+                <w:bCs w:val="1"/>
+                <w:sz w:val="24"/>
+                <w:szCs w:val="24"/>
+                <w:rtl w:val="0"/>
+              </w:rPr>
+              <w:t xml:space="preserve">Florida</w:t>
+            </w:r>
+          </w:p>
+        </w:tc>
+        <w:tc>
+          <w:tcPr>
+            <w:shd w:fill="auto" w:val="clear"/>
+            <w:tcMar>
+              <w:top w:w="100.0" w:type="dxa"/>
+              <w:left w:w="100.0" w:type="dxa"/>
+              <w:bottom w:w="100.0" w:type="dxa"/>
+              <w:right w:w="100.0" w:type="dxa"/>
+            </w:tcMar>
+            <w:vAlign w:val="top"/>
+          </w:tcPr>
+          <w:p>
+            <w:pPr>
+              <w:widowControl w:val="0"/>
+              <w:spacing w:line="240" w:lineRule="auto"/>
+              <w:rPr>
+                <w:b w:val="1"/>
+                <w:bCs w:val="1"/>
+                <w:sz w:val="24"/>
+                <w:szCs w:val="24"/>
+              </w:rPr>
+            </w:pPr>
+            <w:r>
+              <w:rPr>
+                <w:rtl w:val="0"/>
+              </w:rPr>
+            </w:r>
+          </w:p>
+        </w:tc>
+      </w:tr>
+      <w:tr>
+        <w:trPr>
+          <w:cantSplit w:val="0"/>
+          <w:tblHeader w:val="0"/>
+        </w:trPr>
+        <w:tc>
+          <w:tcPr>
+            <w:shd w:fill="auto" w:val="clear"/>
+            <w:tcMar>
+              <w:top w:w="100.0" w:type="dxa"/>
+              <w:left w:w="100.0" w:type="dxa"/>
+              <w:bottom w:w="100.0" w:type="dxa"/>
+              <w:right w:w="100.0" w:type="dxa"/>
+            </w:tcMar>
+            <w:vAlign w:val="top"/>
+          </w:tcPr>
+          <w:p>
+            <w:pPr>
+              <w:widowControl w:val="0"/>
+              <w:spacing w:line="240" w:lineRule="auto"/>
+              <w:rPr>
+                <w:b w:val="1"/>
+                <w:bCs w:val="1"/>
+                <w:sz w:val="24"/>
+                <w:szCs w:val="24"/>
+              </w:rPr>
+            </w:pPr>
+            <w:r>
+              <w:rPr>
+                <w:b w:val="1"/>
+                <w:bCs w:val="1"/>
+                <w:sz w:val="24"/>
+                <w:szCs w:val="24"/>
+                <w:rtl w:val="0"/>
+              </w:rPr>
+              <w:t xml:space="preserve">Texas </w:t>
+            </w:r>
+          </w:p>
+        </w:tc>
+        <w:tc>
+          <w:tcPr>
+            <w:shd w:fill="auto" w:val="clear"/>
+            <w:tcMar>
+              <w:top w:w="100.0" w:type="dxa"/>
+              <w:left w:w="100.0" w:type="dxa"/>
+              <w:bottom w:w="100.0" w:type="dxa"/>
+              <w:right w:w="100.0" w:type="dxa"/>
+            </w:tcMar>
+            <w:vAlign w:val="top"/>
+          </w:tcPr>
+          <w:p>
+            <w:pPr>
+              <w:widowControl w:val="0"/>
+              <w:spacing w:line="240" w:lineRule="auto"/>
+              <w:rPr>
+                <w:b w:val="1"/>
+                <w:bCs w:val="1"/>
+                <w:sz w:val="24"/>
+                <w:szCs w:val="24"/>
+              </w:rPr>
+            </w:pPr>
+            <w:r>
+              <w:rPr>
+                <w:rtl w:val="0"/>
+              </w:rPr>
+            </w:r>
+          </w:p>
+        </w:tc>
+      </w:tr>
+    </w:tbl>
+    <w:p>
+      <w:pPr>
+        <w:spacing w:after="100" w:lineRule="auto"/>
+        <w:rPr>
+          <w:sz w:val="24"/>
+          <w:szCs w:val="24"/>
+        </w:rPr>
+      </w:pPr>
+      <w:r>
+        <w:rPr>
+          <w:rtl w:val="0"/>
+        </w:rPr>
+      </w:r>
+    </w:p>
+    <w:p>
+      <w:pPr>
+        <w:shd w:fill="ffffff" w:val="clear"/>
+        <w:spacing w:after="180" w:before="180" w:line="360" w:lineRule="auto"/>
+        <w:rPr>
+          <w:sz w:val="24"/>
+          <w:szCs w:val="24"/>
+        </w:rPr>
+      </w:pPr>
+      <w:r>
+        <w:rPr>
+          <w:b w:val="1"/>
+          <w:bCs w:val="1"/>
+          <w:sz w:val="24"/>
+          <w:szCs w:val="24"/>
+          <w:rtl w:val="0"/>
+        </w:rPr>
+        <w:t xml:space="preserve">Objetivo:</w:t>
+      </w:r>
+      <w:r>
+        <w:rPr>
+          <w:sz w:val="24"/>
+          <w:szCs w:val="24"/>
+          <w:rtl w:val="0"/>
+        </w:rPr>
+        <w:t xml:space="preserve"> Entender las condiciones de acceso al mercado y las facilidades logísticas para la inserción del producto o servicio.</w:t>
+      </w:r>
+    </w:p>
+    <w:p>
+      <w:pPr>
+        <w:numPr>
+          <w:ilvl w:val="0"/>
+          <w:numId w:val="4"/>
+        </w:numPr>
+        <w:spacing w:after="100" w:lineRule="auto"/>
+        <w:ind w:left="1100" w:hanging="360"/>
+        <w:rPr>
+          <w:sz w:val="26"/>
+          <w:szCs w:val="26"/>
+        </w:rPr>
+      </w:pPr>
+      <w:r>
+        <w:rPr>
+          <w:b w:val="1"/>
+          <w:bCs w:val="1"/>
+          <w:i w:val="1"/>
+          <w:iCs w:val="1"/>
+          <w:sz w:val="26"/>
+          <w:szCs w:val="26"/>
+          <w:rtl w:val="0"/>
+        </w:rPr>
+        <w:t xml:space="preserve">Entorno de Inversión Extranjera Directa</w:t>
+      </w:r>
+    </w:p>
+    <w:p>
+      <w:pPr>
+        <w:shd w:fill="ffffff" w:val="clear"/>
+        <w:spacing w:after="180" w:before="180" w:line="360" w:lineRule="auto"/>
+        <w:rPr>
+          <w:sz w:val="24"/>
+          <w:szCs w:val="24"/>
+        </w:rPr>
+      </w:pPr>
+      <w:r>
+        <w:rPr>
+          <w:sz w:val="24"/>
+          <w:szCs w:val="24"/>
+          <w:rtl w:val="0"/>
+        </w:rPr>
+        <w:t xml:space="preserve">Analice los siguientes indicadores:</w:t>
+      </w:r>
+    </w:p>
+    <w:p>
+      <w:pPr>
+        <w:numPr>
+          <w:ilvl w:val="0"/>
+          <w:numId w:val="12"/>
+        </w:numPr>
+        <w:spacing w:after="100" w:lineRule="auto"/>
+        <w:ind w:left="720" w:hanging="360"/>
+      </w:pPr>
+      <w:r>
+        <w:rPr>
+          <w:b w:val="1"/>
+          <w:bCs w:val="1"/>
+          <w:color w:val="141413"/>
+          <w:sz w:val="23"/>
+          <w:szCs w:val="23"/>
+          <w:rtl w:val="0"/>
+        </w:rPr>
+        <w:t xml:space="preserve">Empleo en empresas de capital extranjero</w:t>
+      </w:r>
+      <w:r>
+        <w:rPr>
+          <w:b w:val="1"/>
+          <w:bCs w:val="1"/>
+          <w:sz w:val="24"/>
+          <w:szCs w:val="24"/>
+          <w:rtl w:val="0"/>
+        </w:rPr>
+        <w:t xml:space="preserve"> </w:t>
+        <w:br w:type="textWrapping"/>
+      </w:r>
+    </w:p>
+    <w:p>
+      <w:pPr>
+        <w:spacing w:after="100" w:lineRule="auto"/>
+        <w:rPr>
+          <w:b w:val="1"/>
+          <w:bCs w:val="1"/>
+          <w:sz w:val="24"/>
+          <w:szCs w:val="24"/>
+        </w:rPr>
+      </w:pPr>
+      <w:r>
+        <w:rPr>
+          <w:b w:val="1"/>
+          <w:bCs w:val="1"/>
+          <w:sz w:val="24"/>
+          <w:szCs w:val="24"/>
+        </w:rPr>
+        <w:drawing>
+          <wp:inline distB="114300" distT="114300" distL="114300" distR="114300">
+            <wp:extent cx="6248685" cy="2790845"/>
+            <wp:effectExtent b="0" l="0" r="0" t="0"/>
+            <wp:docPr id="8" name="image9.png"/>
+            <a:graphic>
+              <a:graphicData uri="http://schemas.openxmlformats.org/drawingml/2006/picture">
+                <pic:pic>
+                  <pic:nvPicPr>
+                    <pic:cNvPr id="0" name="image9.png"/>
+                    <pic:cNvPicPr preferRelativeResize="0"/>
+                  </pic:nvPicPr>
+                  <pic:blipFill>
+                    <a:blip r:embed="rId38"/>
+                    <a:srcRect b="0" l="0" r="0" t="0"/>
+                    <a:stretch>
+                      <a:fillRect/>
+                    </a:stretch>
+                  </pic:blipFill>
+                  <pic:spPr>
+                    <a:xfrm>
+                      <a:off x="0" y="0"/>
+                      <a:ext cx="6248685" cy="2790845"/>
+                    </a:xfrm>
+                    <a:prstGeom prst="rect"/>
+                    <a:ln/>
+                  </pic:spPr>
+                </pic:pic>
+              </a:graphicData>
+            </a:graphic>
+          </wp:inline>
+        </w:drawing>
+      </w:r>
+      <w:r>
+        <w:rPr>
+          <w:rtl w:val="0"/>
+        </w:rPr>
+      </w:r>
+    </w:p>
+    <w:tbl>
+      <w:tblPr>
+        <w:tblStyle w:val="Table13"/>
+        <w:tblW w:w="9029.0" w:type="dxa"/>
+        <w:jc w:val="left"/>
+        <w:tblBorders>
+          <w:top w:color="000000" w:space="0" w:sz="8" w:val="single"/>
+          <w:left w:color="000000" w:space="0" w:sz="8" w:val="single"/>
+          <w:bottom w:color="000000" w:space="0" w:sz="8" w:val="single"/>
+          <w:right w:color="000000" w:space="0" w:sz="8" w:val="single"/>
+          <w:insideH w:color="000000" w:space="0" w:sz="8" w:val="single"/>
+          <w:insideV w:color="000000" w:space="0" w:sz="8" w:val="single"/>
+        </w:tblBorders>
+        <w:tblLayout w:type="fixed"/>
+        <w:tblLook w:val="0600"/>
+      </w:tblPr>
+      <w:tblGrid>
+        <w:gridCol w:w="4514.5"/>
+        <w:gridCol w:w="4514.5"/>
+        <w:tblGridChange w:id="0">
+          <w:tblGrid>
+            <w:gridCol w:w="4514.5"/>
+            <w:gridCol w:w="4514.5"/>
+          </w:tblGrid>
+        </w:tblGridChange>
+      </w:tblGrid>
+      <w:tr>
+        <w:trPr>
+          <w:cantSplit w:val="0"/>
+          <w:tblHeader w:val="0"/>
+        </w:trPr>
+        <w:tc>
+          <w:tcPr>
+            <w:shd w:fill="auto" w:val="clear"/>
+            <w:tcMar>
+              <w:top w:w="100.0" w:type="dxa"/>
+              <w:left w:w="100.0" w:type="dxa"/>
+              <w:bottom w:w="100.0" w:type="dxa"/>
+              <w:right w:w="100.0" w:type="dxa"/>
+            </w:tcMar>
+            <w:vAlign w:val="top"/>
+          </w:tcPr>
+          <w:p>
+            <w:pPr>
+              <w:widowControl w:val="0"/>
+              <w:spacing w:line="240" w:lineRule="auto"/>
+              <w:rPr>
+                <w:b w:val="1"/>
+                <w:bCs w:val="1"/>
+                <w:sz w:val="24"/>
+                <w:szCs w:val="24"/>
+              </w:rPr>
+            </w:pPr>
+            <w:r>
+              <w:rPr>
+                <w:b w:val="1"/>
+                <w:bCs w:val="1"/>
+                <w:sz w:val="24"/>
+                <w:szCs w:val="24"/>
+                <w:rtl w:val="0"/>
+              </w:rPr>
+              <w:t xml:space="preserve">Estado </w:t>
+            </w:r>
+          </w:p>
+        </w:tc>
+        <w:tc>
+          <w:tcPr>
+            <w:shd w:fill="auto" w:val="clear"/>
+            <w:tcMar>
+              <w:top w:w="100.0" w:type="dxa"/>
+              <w:left w:w="100.0" w:type="dxa"/>
+              <w:bottom w:w="100.0" w:type="dxa"/>
+              <w:right w:w="100.0" w:type="dxa"/>
+            </w:tcMar>
+            <w:vAlign w:val="top"/>
+          </w:tcPr>
+          <w:p>
+            <w:pPr>
+              <w:widowControl w:val="0"/>
+              <w:spacing w:line="240" w:lineRule="auto"/>
+              <w:rPr>
+                <w:b w:val="1"/>
+                <w:bCs w:val="1"/>
+                <w:sz w:val="24"/>
+                <w:szCs w:val="24"/>
+              </w:rPr>
+            </w:pPr>
+            <w:r>
+              <w:rPr>
+                <w:b w:val="1"/>
+                <w:bCs w:val="1"/>
+                <w:sz w:val="24"/>
+                <w:szCs w:val="24"/>
+                <w:rtl w:val="0"/>
+              </w:rPr>
+              <w:t xml:space="preserve">Calificación</w:t>
+            </w:r>
+          </w:p>
+        </w:tc>
+      </w:tr>
+      <w:tr>
+        <w:trPr>
+          <w:cantSplit w:val="0"/>
+          <w:tblHeader w:val="0"/>
+        </w:trPr>
+        <w:tc>
+          <w:tcPr>
+            <w:shd w:fill="auto" w:val="clear"/>
+            <w:tcMar>
+              <w:top w:w="100.0" w:type="dxa"/>
+              <w:left w:w="100.0" w:type="dxa"/>
+              <w:bottom w:w="100.0" w:type="dxa"/>
+              <w:right w:w="100.0" w:type="dxa"/>
+            </w:tcMar>
+            <w:vAlign w:val="top"/>
+          </w:tcPr>
+          <w:p>
+            <w:pPr>
+              <w:widowControl w:val="0"/>
+              <w:spacing w:line="240" w:lineRule="auto"/>
+              <w:rPr>
+                <w:b w:val="1"/>
+                <w:bCs w:val="1"/>
+                <w:sz w:val="24"/>
+                <w:szCs w:val="24"/>
+              </w:rPr>
+            </w:pPr>
+            <w:r>
+              <w:rPr>
+                <w:b w:val="1"/>
+                <w:bCs w:val="1"/>
+                <w:sz w:val="24"/>
+                <w:szCs w:val="24"/>
+                <w:rtl w:val="0"/>
+              </w:rPr>
+              <w:t xml:space="preserve">Florida</w:t>
+            </w:r>
+          </w:p>
+        </w:tc>
+        <w:tc>
+          <w:tcPr>
+            <w:shd w:fill="auto" w:val="clear"/>
+            <w:tcMar>
+              <w:top w:w="100.0" w:type="dxa"/>
+              <w:left w:w="100.0" w:type="dxa"/>
+              <w:bottom w:w="100.0" w:type="dxa"/>
+              <w:right w:w="100.0" w:type="dxa"/>
+            </w:tcMar>
+            <w:vAlign w:val="top"/>
+          </w:tcPr>
+          <w:p>
+            <w:pPr>
+              <w:widowControl w:val="0"/>
+              <w:spacing w:line="240" w:lineRule="auto"/>
+              <w:rPr>
+                <w:b w:val="1"/>
+                <w:bCs w:val="1"/>
+                <w:sz w:val="24"/>
+                <w:szCs w:val="24"/>
+              </w:rPr>
+            </w:pPr>
+            <w:r>
+              <w:rPr>
+                <w:b w:val="1"/>
+                <w:bCs w:val="1"/>
+                <w:sz w:val="24"/>
+                <w:szCs w:val="24"/>
+                <w:rtl w:val="0"/>
+              </w:rPr>
+              <w:t xml:space="preserve">3.2</w:t>
+            </w:r>
+          </w:p>
+        </w:tc>
+      </w:tr>
+      <w:tr>
+        <w:trPr>
+          <w:cantSplit w:val="0"/>
+          <w:tblHeader w:val="0"/>
+        </w:trPr>
+        <w:tc>
+          <w:tcPr>
+            <w:shd w:fill="auto" w:val="clear"/>
+            <w:tcMar>
+              <w:top w:w="100.0" w:type="dxa"/>
+              <w:left w:w="100.0" w:type="dxa"/>
+              <w:bottom w:w="100.0" w:type="dxa"/>
+              <w:right w:w="100.0" w:type="dxa"/>
+            </w:tcMar>
+            <w:vAlign w:val="top"/>
+          </w:tcPr>
+          <w:p>
+            <w:pPr>
+              <w:widowControl w:val="0"/>
+              <w:spacing w:line="240" w:lineRule="auto"/>
+              <w:rPr>
+                <w:b w:val="1"/>
+                <w:bCs w:val="1"/>
+                <w:sz w:val="24"/>
+                <w:szCs w:val="24"/>
+              </w:rPr>
+            </w:pPr>
+            <w:r>
+              <w:rPr>
+                <w:b w:val="1"/>
+                <w:bCs w:val="1"/>
+                <w:sz w:val="24"/>
+                <w:szCs w:val="24"/>
+                <w:rtl w:val="0"/>
+              </w:rPr>
+              <w:t xml:space="preserve">Texas </w:t>
+            </w:r>
+          </w:p>
+        </w:tc>
+        <w:tc>
+          <w:tcPr>
+            <w:shd w:fill="auto" w:val="clear"/>
+            <w:tcMar>
+              <w:top w:w="100.0" w:type="dxa"/>
+              <w:left w:w="100.0" w:type="dxa"/>
+              <w:bottom w:w="100.0" w:type="dxa"/>
+              <w:right w:w="100.0" w:type="dxa"/>
+            </w:tcMar>
+            <w:vAlign w:val="top"/>
+          </w:tcPr>
+          <w:p>
+            <w:pPr>
+              <w:widowControl w:val="0"/>
+              <w:spacing w:line="240" w:lineRule="auto"/>
+              <w:rPr>
+                <w:b w:val="1"/>
+                <w:bCs w:val="1"/>
+                <w:sz w:val="24"/>
+                <w:szCs w:val="24"/>
+              </w:rPr>
+            </w:pPr>
+            <w:r>
+              <w:rPr>
+                <w:b w:val="1"/>
+                <w:bCs w:val="1"/>
+                <w:sz w:val="24"/>
+                <w:szCs w:val="24"/>
+                <w:rtl w:val="0"/>
+              </w:rPr>
+              <w:t xml:space="preserve">5.0</w:t>
+            </w:r>
+          </w:p>
+        </w:tc>
+      </w:tr>
+    </w:tbl>
+    <w:p>
+      <w:pPr>
+        <w:spacing w:after="100" w:lineRule="auto"/>
+        <w:rPr>
+          <w:b w:val="1"/>
+          <w:bCs w:val="1"/>
+          <w:sz w:val="24"/>
+          <w:szCs w:val="24"/>
+        </w:rPr>
+      </w:pPr>
+      <w:r>
+        <w:rPr>
+          <w:rtl w:val="0"/>
+        </w:rPr>
+      </w:r>
+    </w:p>
+    <w:p>
+      <w:pPr>
+        <w:spacing w:line="444.00000000000006" w:lineRule="auto"/>
+        <w:rPr>
+          <w:color w:val="3d3d3a"/>
+          <w:sz w:val="19"/>
+          <w:szCs w:val="19"/>
+        </w:rPr>
+      </w:pPr>
+      <w:r>
+        <w:rPr>
+          <w:color w:val="3d3d3a"/>
+          <w:sz w:val="19"/>
+          <w:szCs w:val="19"/>
+          <w:rtl w:val="0"/>
+        </w:rPr>
+        <w:t xml:space="preserve">El </w:t>
+      </w:r>
+      <w:r>
+        <w:rPr>
+          <w:color w:val="141413"/>
+          <w:sz w:val="19"/>
+          <w:szCs w:val="19"/>
+          <w:rtl w:val="0"/>
+        </w:rPr>
+        <w:t xml:space="preserve">empleo en empresas de capital extranjero</w:t>
+      </w:r>
+      <w:r>
+        <w:rPr>
+          <w:color w:val="3d3d3a"/>
+          <w:sz w:val="19"/>
+          <w:szCs w:val="19"/>
+          <w:rtl w:val="0"/>
+        </w:rPr>
+        <w:t xml:space="preserve"> mide el número de trabajadores en afiliados mayoritariamente controlados por inversores foráneos en cada estado, constituyendo el principal indicador de la presencia acumulada de IED en el territorio. Una mayor cifra refleja un ecosistema empresarial internacional consolidado. Para UMO, este indicador es clave porque señala la densidad de empresas foráneas activas —potenciales distribuidores o aliados— disponibles en cada estado.</w:t>
+      </w:r>
+    </w:p>
+    <w:p>
+      <w:pPr>
+        <w:spacing w:line="444.00000000000006" w:lineRule="auto"/>
+        <w:rPr>
+          <w:color w:val="3d3d3a"/>
+          <w:sz w:val="19"/>
+          <w:szCs w:val="19"/>
+        </w:rPr>
+      </w:pPr>
+      <w:r>
+        <w:rPr>
+          <w:rtl w:val="0"/>
+        </w:rPr>
+      </w:r>
+    </w:p>
+    <w:p>
+      <w:pPr>
+        <w:spacing w:line="444.00000000000006" w:lineRule="auto"/>
+        <w:rPr>
+          <w:color w:val="3d3d3a"/>
+          <w:sz w:val="19"/>
+          <w:szCs w:val="19"/>
+        </w:rPr>
+      </w:pPr>
+      <w:r>
+        <w:rPr>
+          <w:color w:val="141413"/>
+          <w:sz w:val="19"/>
+          <w:szCs w:val="19"/>
+          <w:rtl w:val="0"/>
+        </w:rPr>
+        <w:t xml:space="preserve">Texas</w:t>
+      </w:r>
+      <w:r>
+        <w:rPr>
+          <w:color w:val="3d3d3a"/>
+          <w:sz w:val="19"/>
+          <w:szCs w:val="19"/>
+          <w:rtl w:val="0"/>
+        </w:rPr>
+        <w:t xml:space="preserve"> registró </w:t>
+      </w:r>
+      <w:r>
+        <w:rPr>
+          <w:color w:val="141413"/>
+          <w:sz w:val="19"/>
+          <w:szCs w:val="19"/>
+          <w:rtl w:val="0"/>
+        </w:rPr>
+        <w:t xml:space="preserve">722,000 empleos</w:t>
+      </w:r>
+      <w:r>
+        <w:rPr>
+          <w:color w:val="3d3d3a"/>
+          <w:sz w:val="19"/>
+          <w:szCs w:val="19"/>
+          <w:rtl w:val="0"/>
+        </w:rPr>
+        <w:t xml:space="preserve"> en afiliados extranjeros en 2023 (BEA), siendo el segundo estado con mayor presencia IED del país tras California, impulsado por manufactura, energía y tecnología. </w:t>
+      </w:r>
+      <w:r>
+        <w:rPr>
+          <w:color w:val="141413"/>
+          <w:sz w:val="19"/>
+          <w:szCs w:val="19"/>
+          <w:rtl w:val="0"/>
+        </w:rPr>
+        <w:t xml:space="preserve">Florida</w:t>
+      </w:r>
+      <w:r>
+        <w:rPr>
+          <w:color w:val="3d3d3a"/>
+          <w:sz w:val="19"/>
+          <w:szCs w:val="19"/>
+          <w:rtl w:val="0"/>
+        </w:rPr>
+        <w:t xml:space="preserve"> alcanzó </w:t>
+      </w:r>
+      <w:r>
+        <w:rPr>
+          <w:color w:val="141413"/>
+          <w:sz w:val="19"/>
+          <w:szCs w:val="19"/>
+          <w:rtl w:val="0"/>
+        </w:rPr>
+        <w:t xml:space="preserve">455,000 empleos</w:t>
+      </w:r>
+      <w:r>
+        <w:rPr>
+          <w:color w:val="3d3d3a"/>
+          <w:sz w:val="19"/>
+          <w:szCs w:val="19"/>
+          <w:rtl w:val="0"/>
+        </w:rPr>
+        <w:t xml:space="preserve"> en 2023 (BEA/USTR), siendo el cuarto estado nacional. El crecimiento de ambos estados ha sido sostenido: Texas creció un 11% entre 2021 y 2023, mientras Florida avanzó un 9%. Para UMO, el ecosistema tejano ofrece mayor volumen de empresas extranjeras con experiencia en distribución de productos manufacturados como los sillones Thermo Seats.</w:t>
+      </w:r>
+    </w:p>
+    <w:p>
+      <w:pPr>
+        <w:spacing w:line="432" w:lineRule="auto"/>
+        <w:rPr>
+          <w:b w:val="1"/>
+          <w:bCs w:val="1"/>
+          <w:sz w:val="24"/>
+          <w:szCs w:val="24"/>
+        </w:rPr>
+      </w:pPr>
+      <w:r>
+        <w:rPr>
+          <w:rtl w:val="0"/>
+        </w:rPr>
+      </w:r>
+    </w:p>
+    <w:p>
+      <w:pPr>
+        <w:spacing w:line="432" w:lineRule="auto"/>
+        <w:ind w:left="0" w:firstLine="0"/>
+        <w:rPr>
+          <w:color w:val="3d3d3a"/>
+          <w:sz w:val="20"/>
+          <w:szCs w:val="20"/>
+        </w:rPr>
+      </w:pPr>
+      <w:r>
+        <w:rPr>
+          <w:rtl w:val="0"/>
+        </w:rPr>
+      </w:r>
+    </w:p>
+    <w:p>
+      <w:pPr>
+        <w:numPr>
+          <w:ilvl w:val="0"/>
+          <w:numId w:val="12"/>
+        </w:numPr>
+        <w:spacing w:after="100" w:lineRule="auto"/>
+        <w:ind w:left="720" w:hanging="360"/>
+        <w:rPr>
+          <w:b w:val="1"/>
+          <w:bCs w:val="1"/>
+        </w:rPr>
+      </w:pPr>
+      <w:r>
+        <w:rPr>
+          <w:b w:val="1"/>
+          <w:bCs w:val="1"/>
+          <w:color w:val="141413"/>
+          <w:sz w:val="23"/>
+          <w:szCs w:val="23"/>
+          <w:rtl w:val="0"/>
+        </w:rPr>
+        <w:t xml:space="preserve">Solicitudes de alta propensidad de nuevos negocios por estado </w:t>
+      </w:r>
+      <w:r>
+        <w:rPr>
+          <w:b w:val="1"/>
+          <w:bCs w:val="1"/>
+          <w:sz w:val="24"/>
+          <w:szCs w:val="24"/>
+          <w:rtl w:val="0"/>
+        </w:rPr>
+        <w:t xml:space="preserve"> </w:t>
+      </w:r>
+      <w:r>
+        <w:rPr>
+          <w:rtl w:val="0"/>
+        </w:rPr>
+      </w:r>
+    </w:p>
+    <w:p>
+      <w:pPr>
+        <w:spacing w:line="432" w:lineRule="auto"/>
+        <w:rPr>
+          <w:color w:val="3d3d3a"/>
+          <w:sz w:val="20"/>
+          <w:szCs w:val="20"/>
+        </w:rPr>
+      </w:pPr>
+      <w:r>
+        <w:rPr>
+          <w:rtl w:val="0"/>
+        </w:rPr>
+      </w:r>
+    </w:p>
+    <w:p>
+      <w:pPr>
+        <w:spacing w:after="100" w:lineRule="auto"/>
+        <w:rPr>
+          <w:b w:val="1"/>
+          <w:bCs w:val="1"/>
+          <w:sz w:val="24"/>
+          <w:szCs w:val="24"/>
+        </w:rPr>
+      </w:pPr>
+      <w:r>
+        <w:rPr>
+          <w:b w:val="1"/>
+          <w:bCs w:val="1"/>
+          <w:sz w:val="24"/>
+          <w:szCs w:val="24"/>
+        </w:rPr>
+        <w:drawing>
+          <wp:inline distB="114300" distT="114300" distL="114300" distR="114300">
+            <wp:extent cx="5731200" cy="2997200"/>
+            <wp:effectExtent b="0" l="0" r="0" t="0"/>
+            <wp:docPr id="9" name="image7.png"/>
+            <a:graphic>
+              <a:graphicData uri="http://schemas.openxmlformats.org/drawingml/2006/picture">
+                <pic:pic>
+                  <pic:nvPicPr>
+                    <pic:cNvPr id="0" name="image7.png"/>
+                    <pic:cNvPicPr preferRelativeResize="0"/>
+                  </pic:nvPicPr>
+                  <pic:blipFill>
+                    <a:blip r:embed="rId39"/>
+                    <a:srcRect b="0" l="0" r="0" t="0"/>
+                    <a:stretch>
+                      <a:fillRect/>
+                    </a:stretch>
+                  </pic:blipFill>
+                  <pic:spPr>
+                    <a:xfrm>
+                      <a:off x="0" y="0"/>
+                      <a:ext cx="5731200" cy="2997200"/>
+                    </a:xfrm>
+                    <a:prstGeom prst="rect"/>
+                    <a:ln/>
+                  </pic:spPr>
+                </pic:pic>
+              </a:graphicData>
+            </a:graphic>
+          </wp:inline>
+        </w:drawing>
+      </w:r>
+      <w:r>
+        <w:rPr>
+          <w:rtl w:val="0"/>
+        </w:rPr>
+      </w:r>
+    </w:p>
+    <w:tbl>
+      <w:tblPr>
+        <w:tblStyle w:val="Table14"/>
+        <w:tblW w:w="9029.0" w:type="dxa"/>
+        <w:jc w:val="left"/>
+        <w:tblBorders>
+          <w:top w:color="000000" w:space="0" w:sz="8" w:val="single"/>
+          <w:left w:color="000000" w:space="0" w:sz="8" w:val="single"/>
+          <w:bottom w:color="000000" w:space="0" w:sz="8" w:val="single"/>
+          <w:right w:color="000000" w:space="0" w:sz="8" w:val="single"/>
+          <w:insideH w:color="000000" w:space="0" w:sz="8" w:val="single"/>
+          <w:insideV w:color="000000" w:space="0" w:sz="8" w:val="single"/>
+        </w:tblBorders>
+        <w:tblLayout w:type="fixed"/>
+        <w:tblLook w:val="0600"/>
+      </w:tblPr>
+      <w:tblGrid>
+        <w:gridCol w:w="4514.5"/>
+        <w:gridCol w:w="4514.5"/>
+        <w:tblGridChange w:id="0">
+          <w:tblGrid>
+            <w:gridCol w:w="4514.5"/>
+            <w:gridCol w:w="4514.5"/>
+          </w:tblGrid>
+        </w:tblGridChange>
+      </w:tblGrid>
+      <w:tr>
+        <w:trPr>
+          <w:cantSplit w:val="0"/>
+          <w:tblHeader w:val="0"/>
+        </w:trPr>
+        <w:tc>
+          <w:tcPr>
+            <w:shd w:fill="auto" w:val="clear"/>
+            <w:tcMar>
+              <w:top w:w="100.0" w:type="dxa"/>
+              <w:left w:w="100.0" w:type="dxa"/>
+              <w:bottom w:w="100.0" w:type="dxa"/>
+              <w:right w:w="100.0" w:type="dxa"/>
+            </w:tcMar>
+            <w:vAlign w:val="top"/>
+          </w:tcPr>
+          <w:p>
+            <w:pPr>
+              <w:widowControl w:val="0"/>
+              <w:spacing w:line="240" w:lineRule="auto"/>
+              <w:rPr>
+                <w:b w:val="1"/>
+                <w:bCs w:val="1"/>
+                <w:sz w:val="24"/>
+                <w:szCs w:val="24"/>
+              </w:rPr>
+            </w:pPr>
+            <w:r>
+              <w:rPr>
+                <w:b w:val="1"/>
+                <w:bCs w:val="1"/>
+                <w:sz w:val="24"/>
+                <w:szCs w:val="24"/>
+                <w:rtl w:val="0"/>
+              </w:rPr>
+              <w:t xml:space="preserve">Estado </w:t>
+            </w:r>
+          </w:p>
+        </w:tc>
+        <w:tc>
+          <w:tcPr>
+            <w:shd w:fill="auto" w:val="clear"/>
+            <w:tcMar>
+              <w:top w:w="100.0" w:type="dxa"/>
+              <w:left w:w="100.0" w:type="dxa"/>
+              <w:bottom w:w="100.0" w:type="dxa"/>
+              <w:right w:w="100.0" w:type="dxa"/>
+            </w:tcMar>
+            <w:vAlign w:val="top"/>
+          </w:tcPr>
+          <w:p>
+            <w:pPr>
+              <w:widowControl w:val="0"/>
+              <w:spacing w:line="240" w:lineRule="auto"/>
+              <w:rPr>
+                <w:b w:val="1"/>
+                <w:bCs w:val="1"/>
+                <w:sz w:val="24"/>
+                <w:szCs w:val="24"/>
+              </w:rPr>
+            </w:pPr>
+            <w:r>
+              <w:rPr>
+                <w:b w:val="1"/>
+                <w:bCs w:val="1"/>
+                <w:sz w:val="24"/>
+                <w:szCs w:val="24"/>
+                <w:rtl w:val="0"/>
+              </w:rPr>
+              <w:t xml:space="preserve">Calificación</w:t>
+            </w:r>
+          </w:p>
+        </w:tc>
+      </w:tr>
+      <w:tr>
+        <w:trPr>
+          <w:cantSplit w:val="0"/>
+          <w:tblHeader w:val="0"/>
+        </w:trPr>
+        <w:tc>
+          <w:tcPr>
+            <w:shd w:fill="auto" w:val="clear"/>
+            <w:tcMar>
+              <w:top w:w="100.0" w:type="dxa"/>
+              <w:left w:w="100.0" w:type="dxa"/>
+              <w:bottom w:w="100.0" w:type="dxa"/>
+              <w:right w:w="100.0" w:type="dxa"/>
+            </w:tcMar>
+            <w:vAlign w:val="top"/>
+          </w:tcPr>
+          <w:p>
+            <w:pPr>
+              <w:widowControl w:val="0"/>
+              <w:spacing w:line="240" w:lineRule="auto"/>
+              <w:rPr>
+                <w:b w:val="1"/>
+                <w:bCs w:val="1"/>
+                <w:sz w:val="24"/>
+                <w:szCs w:val="24"/>
+              </w:rPr>
+            </w:pPr>
+            <w:r>
+              <w:rPr>
+                <w:b w:val="1"/>
+                <w:bCs w:val="1"/>
+                <w:sz w:val="24"/>
+                <w:szCs w:val="24"/>
+                <w:rtl w:val="0"/>
+              </w:rPr>
+              <w:t xml:space="preserve">Florida</w:t>
+            </w:r>
+          </w:p>
+        </w:tc>
+        <w:tc>
+          <w:tcPr>
+            <w:shd w:fill="auto" w:val="clear"/>
+            <w:tcMar>
+              <w:top w:w="100.0" w:type="dxa"/>
+              <w:left w:w="100.0" w:type="dxa"/>
+              <w:bottom w:w="100.0" w:type="dxa"/>
+              <w:right w:w="100.0" w:type="dxa"/>
+            </w:tcMar>
+            <w:vAlign w:val="top"/>
+          </w:tcPr>
+          <w:p>
+            <w:pPr>
+              <w:widowControl w:val="0"/>
+              <w:spacing w:line="240" w:lineRule="auto"/>
+              <w:rPr>
+                <w:b w:val="1"/>
+                <w:bCs w:val="1"/>
+                <w:sz w:val="24"/>
+                <w:szCs w:val="24"/>
+              </w:rPr>
+            </w:pPr>
+            <w:r>
+              <w:rPr>
+                <w:b w:val="1"/>
+                <w:bCs w:val="1"/>
+                <w:sz w:val="24"/>
+                <w:szCs w:val="24"/>
+                <w:rtl w:val="0"/>
+              </w:rPr>
+              <w:t xml:space="preserve">5.0</w:t>
+            </w:r>
+          </w:p>
+        </w:tc>
+      </w:tr>
+      <w:tr>
+        <w:trPr>
+          <w:cantSplit w:val="0"/>
+          <w:tblHeader w:val="0"/>
+        </w:trPr>
+        <w:tc>
+          <w:tcPr>
+            <w:shd w:fill="auto" w:val="clear"/>
+            <w:tcMar>
+              <w:top w:w="100.0" w:type="dxa"/>
+              <w:left w:w="100.0" w:type="dxa"/>
+              <w:bottom w:w="100.0" w:type="dxa"/>
+              <w:right w:w="100.0" w:type="dxa"/>
+            </w:tcMar>
+            <w:vAlign w:val="top"/>
+          </w:tcPr>
+          <w:p>
+            <w:pPr>
+              <w:widowControl w:val="0"/>
+              <w:spacing w:line="240" w:lineRule="auto"/>
+              <w:rPr>
+                <w:b w:val="1"/>
+                <w:bCs w:val="1"/>
+                <w:sz w:val="24"/>
+                <w:szCs w:val="24"/>
+              </w:rPr>
+            </w:pPr>
+            <w:r>
+              <w:rPr>
+                <w:b w:val="1"/>
+                <w:bCs w:val="1"/>
+                <w:sz w:val="24"/>
+                <w:szCs w:val="24"/>
+                <w:rtl w:val="0"/>
+              </w:rPr>
+              <w:t xml:space="preserve">Texas </w:t>
+            </w:r>
+          </w:p>
+        </w:tc>
+        <w:tc>
+          <w:tcPr>
+            <w:shd w:fill="auto" w:val="clear"/>
+            <w:tcMar>
+              <w:top w:w="100.0" w:type="dxa"/>
+              <w:left w:w="100.0" w:type="dxa"/>
+              <w:bottom w:w="100.0" w:type="dxa"/>
+              <w:right w:w="100.0" w:type="dxa"/>
+            </w:tcMar>
+            <w:vAlign w:val="top"/>
+          </w:tcPr>
+          <w:p>
+            <w:pPr>
+              <w:widowControl w:val="0"/>
+              <w:spacing w:line="240" w:lineRule="auto"/>
+              <w:rPr>
+                <w:b w:val="1"/>
+                <w:bCs w:val="1"/>
+                <w:sz w:val="24"/>
+                <w:szCs w:val="24"/>
+              </w:rPr>
+            </w:pPr>
+            <w:r>
+              <w:rPr>
+                <w:b w:val="1"/>
+                <w:bCs w:val="1"/>
+                <w:sz w:val="24"/>
+                <w:szCs w:val="24"/>
+                <w:rtl w:val="0"/>
+              </w:rPr>
+              <w:t xml:space="preserve">3.4</w:t>
+            </w:r>
+          </w:p>
+        </w:tc>
+      </w:tr>
+    </w:tbl>
+    <w:p>
+      <w:pPr>
+        <w:spacing w:after="100" w:lineRule="auto"/>
+        <w:rPr>
+          <w:color w:val="3d3d3a"/>
+          <w:sz w:val="20"/>
+          <w:szCs w:val="20"/>
+        </w:rPr>
+      </w:pPr>
+      <w:r>
+        <w:rPr>
+          <w:rtl w:val="0"/>
+        </w:rPr>
+      </w:r>
+    </w:p>
+    <w:p>
+      <w:pPr>
+        <w:spacing w:line="432" w:lineRule="auto"/>
+        <w:rPr>
+          <w:color w:val="3d3d3a"/>
+          <w:sz w:val="19"/>
+          <w:szCs w:val="19"/>
+        </w:rPr>
+      </w:pPr>
+      <w:r>
+        <w:rPr>
+          <w:color w:val="3d3d3a"/>
+          <w:sz w:val="19"/>
+          <w:szCs w:val="19"/>
+          <w:rtl w:val="0"/>
+        </w:rPr>
+        <w:t xml:space="preserve">Las </w:t>
+      </w:r>
+      <w:r>
+        <w:rPr>
+          <w:color w:val="141413"/>
+          <w:sz w:val="19"/>
+          <w:szCs w:val="19"/>
+          <w:rtl w:val="0"/>
+        </w:rPr>
+        <w:t xml:space="preserve">solicitudes de alta propensidad (HBA)</w:t>
+      </w:r>
+      <w:r>
+        <w:rPr>
+          <w:color w:val="3d3d3a"/>
+          <w:sz w:val="19"/>
+          <w:szCs w:val="19"/>
+          <w:rtl w:val="0"/>
+        </w:rPr>
+        <w:t xml:space="preserve"> miden cuántas aplicaciones para EIN tienen alta probabilidad de convertirse en negocios reales con nómina, siendo el indicador más preciso de actividad emprendedora e inversora del Census Bureau. Para el entorno IED, refleja cuán dinámico y receptivo es cada estado hacia nuevos actores del mercado, incluyendo inversores extranjeros.</w:t>
+      </w:r>
+    </w:p>
+    <w:p>
+      <w:pPr>
+        <w:spacing w:line="432" w:lineRule="auto"/>
+        <w:rPr>
+          <w:b w:val="1"/>
+          <w:bCs w:val="1"/>
+          <w:sz w:val="24"/>
+          <w:szCs w:val="24"/>
+        </w:rPr>
+      </w:pPr>
+      <w:r>
+        <w:rPr>
+          <w:rtl w:val="0"/>
+        </w:rPr>
+      </w:r>
+    </w:p>
+    <w:p>
+      <w:pPr>
+        <w:spacing w:line="432" w:lineRule="auto"/>
+        <w:rPr>
+          <w:color w:val="3d3d3a"/>
+          <w:sz w:val="20"/>
+          <w:szCs w:val="20"/>
+        </w:rPr>
+      </w:pPr>
+      <w:r>
+        <w:rPr>
+          <w:color w:val="3d3d3a"/>
+          <w:sz w:val="19"/>
+          <w:szCs w:val="19"/>
+          <w:rtl w:val="0"/>
+        </w:rPr>
+        <w:t xml:space="preserve">En 2023, </w:t>
+      </w:r>
+      <w:r>
+        <w:rPr>
+          <w:color w:val="141413"/>
+          <w:sz w:val="19"/>
+          <w:szCs w:val="19"/>
+          <w:rtl w:val="0"/>
+        </w:rPr>
+        <w:t xml:space="preserve">Florida lideró con 225,809 HBA</w:t>
+      </w:r>
+      <w:r>
+        <w:rPr>
+          <w:color w:val="3d3d3a"/>
+          <w:sz w:val="19"/>
+          <w:szCs w:val="19"/>
+          <w:rtl w:val="0"/>
+        </w:rPr>
+        <w:t xml:space="preserve">, posicionándose como el </w:t>
+      </w:r>
+      <w:r>
+        <w:rPr>
+          <w:color w:val="141413"/>
+          <w:sz w:val="19"/>
+          <w:szCs w:val="19"/>
+          <w:rtl w:val="0"/>
+        </w:rPr>
+        <w:t xml:space="preserve">#1 nacional</w:t>
+      </w:r>
+      <w:r>
+        <w:rPr>
+          <w:color w:val="3d3d3a"/>
+          <w:sz w:val="19"/>
+          <w:szCs w:val="19"/>
+          <w:rtl w:val="0"/>
+        </w:rPr>
+        <w:t xml:space="preserve"> (Pew Research/Census BFS), superando a California (221,571) y Texas (151,888, puesto #3). Florida mantiene la primera posición en aplicaciones per cápita desde Q3 2014 (Census Bureau), lo que evidencia un ecosistema empresarial excepcionalmente receptivo. Para UMO, este dinamismo implica una mayor densidad de distribuidores y operadores de e-commerce nuevos en Florida, aumentando las opciones de alianza. </w:t>
+      </w:r>
+      <w:r>
+        <w:rPr>
+          <w:color w:val="141413"/>
+          <w:sz w:val="19"/>
+          <w:szCs w:val="19"/>
+          <w:rtl w:val="0"/>
+        </w:rPr>
+        <w:t xml:space="preserve">Texas</w:t>
+      </w:r>
+      <w:r>
+        <w:rPr>
+          <w:color w:val="3d3d3a"/>
+          <w:sz w:val="19"/>
+          <w:szCs w:val="19"/>
+          <w:rtl w:val="0"/>
+        </w:rPr>
+        <w:t xml:space="preserve">, con 151,888 HBA en 2023, confirma un mercado igualmente activo pero con menor tasa relativa de formación de nuevos negocios respecto a su población.</w:t>
+      </w:r>
+      <w:r>
+        <w:rPr>
+          <w:b w:val="1"/>
+          <w:bCs w:val="1"/>
+          <w:sz w:val="24"/>
+          <w:szCs w:val="24"/>
+          <w:rtl w:val="0"/>
+        </w:rPr>
+        <w:t xml:space="preserve"> </w:t>
+      </w:r>
+      <w:r>
+        <w:rPr>
+          <w:rtl w:val="0"/>
+        </w:rPr>
+      </w:r>
+    </w:p>
+    <w:p>
+      <w:pPr>
+        <w:numPr>
+          <w:ilvl w:val="0"/>
+          <w:numId w:val="12"/>
+        </w:numPr>
+        <w:spacing w:after="100" w:lineRule="auto"/>
+        <w:ind w:left="720" w:hanging="360"/>
+      </w:pPr>
+      <w:r>
+        <w:rPr>
+          <w:b w:val="1"/>
+          <w:bCs w:val="1"/>
+          <w:sz w:val="24"/>
+          <w:szCs w:val="24"/>
+          <w:rtl w:val="0"/>
+        </w:rPr>
+        <w:t xml:space="preserve">Clima fiscal</w:t>
+      </w:r>
+    </w:p>
+    <w:p>
+      <w:pPr>
+        <w:spacing w:after="100" w:lineRule="auto"/>
+        <w:ind w:left="720" w:firstLine="0"/>
+        <w:rPr>
+          <w:b w:val="1"/>
+          <w:bCs w:val="1"/>
+          <w:sz w:val="24"/>
+          <w:szCs w:val="24"/>
+        </w:rPr>
+      </w:pPr>
+      <w:r>
+        <w:rPr>
+          <w:rtl w:val="0"/>
+        </w:rPr>
+      </w:r>
+    </w:p>
+    <w:p>
+      <w:pPr>
+        <w:spacing w:after="100" w:lineRule="auto"/>
+        <w:rPr>
+          <w:b w:val="1"/>
+          <w:bCs w:val="1"/>
+          <w:sz w:val="24"/>
+          <w:szCs w:val="24"/>
+        </w:rPr>
+      </w:pPr>
+      <w:r>
+        <w:rPr>
+          <w:b w:val="1"/>
+          <w:bCs w:val="1"/>
+          <w:sz w:val="24"/>
+          <w:szCs w:val="24"/>
+        </w:rPr>
+        <w:drawing>
+          <wp:inline distB="114300" distT="114300" distL="114300" distR="114300">
+            <wp:extent cx="5731200" cy="2476500"/>
+            <wp:effectExtent b="0" l="0" r="0" t="0"/>
+            <wp:docPr id="1" name="image4.png"/>
+            <a:graphic>
+              <a:graphicData uri="http://schemas.openxmlformats.org/drawingml/2006/picture">
+                <pic:pic>
+                  <pic:nvPicPr>
+                    <pic:cNvPr id="0" name="image4.png"/>
+                    <pic:cNvPicPr preferRelativeResize="0"/>
+                  </pic:nvPicPr>
+                  <pic:blipFill>
+                    <a:blip r:embed="rId40"/>
+                    <a:srcRect b="0" l="0" r="0" t="0"/>
+                    <a:stretch>
+                      <a:fillRect/>
+                    </a:stretch>
+                  </pic:blipFill>
+                  <pic:spPr>
+                    <a:xfrm>
+                      <a:off x="0" y="0"/>
+                      <a:ext cx="5731200" cy="2476500"/>
+                    </a:xfrm>
+                    <a:prstGeom prst="rect"/>
+                    <a:ln/>
+                  </pic:spPr>
+                </pic:pic>
+              </a:graphicData>
+            </a:graphic>
+          </wp:inline>
+        </w:drawing>
+      </w:r>
+      <w:r>
+        <w:rPr>
+          <w:rtl w:val="0"/>
+        </w:rPr>
+      </w:r>
+    </w:p>
+    <w:tbl>
+      <w:tblPr>
+        <w:tblStyle w:val="Table15"/>
+        <w:tblW w:w="9029.0" w:type="dxa"/>
+        <w:jc w:val="left"/>
+        <w:tblBorders>
+          <w:top w:color="000000" w:space="0" w:sz="8" w:val="single"/>
+          <w:left w:color="000000" w:space="0" w:sz="8" w:val="single"/>
+          <w:bottom w:color="000000" w:space="0" w:sz="8" w:val="single"/>
+          <w:right w:color="000000" w:space="0" w:sz="8" w:val="single"/>
+          <w:insideH w:color="000000" w:space="0" w:sz="8" w:val="single"/>
+          <w:insideV w:color="000000" w:space="0" w:sz="8" w:val="single"/>
+        </w:tblBorders>
+        <w:tblLayout w:type="fixed"/>
+        <w:tblLook w:val="0600"/>
+      </w:tblPr>
+      <w:tblGrid>
+        <w:gridCol w:w="4514.5"/>
+        <w:gridCol w:w="4514.5"/>
+        <w:tblGridChange w:id="0">
+          <w:tblGrid>
+            <w:gridCol w:w="4514.5"/>
+            <w:gridCol w:w="4514.5"/>
+          </w:tblGrid>
+        </w:tblGridChange>
+      </w:tblGrid>
+      <w:tr>
+        <w:trPr>
+          <w:cantSplit w:val="0"/>
+          <w:tblHeader w:val="0"/>
+        </w:trPr>
+        <w:tc>
+          <w:tcPr>
+            <w:shd w:fill="auto" w:val="clear"/>
+            <w:tcMar>
+              <w:top w:w="100.0" w:type="dxa"/>
+              <w:left w:w="100.0" w:type="dxa"/>
+              <w:bottom w:w="100.0" w:type="dxa"/>
+              <w:right w:w="100.0" w:type="dxa"/>
+            </w:tcMar>
+            <w:vAlign w:val="top"/>
+          </w:tcPr>
+          <w:p>
+            <w:pPr>
+              <w:widowControl w:val="0"/>
+              <w:spacing w:line="240" w:lineRule="auto"/>
+              <w:rPr>
+                <w:b w:val="1"/>
+                <w:bCs w:val="1"/>
+                <w:sz w:val="24"/>
+                <w:szCs w:val="24"/>
+              </w:rPr>
+            </w:pPr>
+            <w:r>
+              <w:rPr>
+                <w:b w:val="1"/>
+                <w:bCs w:val="1"/>
+                <w:sz w:val="24"/>
+                <w:szCs w:val="24"/>
+                <w:rtl w:val="0"/>
+              </w:rPr>
+              <w:t xml:space="preserve">Estado </w:t>
+            </w:r>
+          </w:p>
+        </w:tc>
+        <w:tc>
+          <w:tcPr>
+            <w:shd w:fill="auto" w:val="clear"/>
+            <w:tcMar>
+              <w:top w:w="100.0" w:type="dxa"/>
+              <w:left w:w="100.0" w:type="dxa"/>
+              <w:bottom w:w="100.0" w:type="dxa"/>
+              <w:right w:w="100.0" w:type="dxa"/>
+            </w:tcMar>
+            <w:vAlign w:val="top"/>
+          </w:tcPr>
+          <w:p>
+            <w:pPr>
+              <w:widowControl w:val="0"/>
+              <w:spacing w:line="240" w:lineRule="auto"/>
+              <w:rPr>
+                <w:b w:val="1"/>
+                <w:bCs w:val="1"/>
+                <w:sz w:val="24"/>
+                <w:szCs w:val="24"/>
+              </w:rPr>
+            </w:pPr>
+            <w:r>
+              <w:rPr>
+                <w:b w:val="1"/>
+                <w:bCs w:val="1"/>
+                <w:sz w:val="24"/>
+                <w:szCs w:val="24"/>
+                <w:rtl w:val="0"/>
+              </w:rPr>
+              <w:t xml:space="preserve">Calificación</w:t>
+            </w:r>
+          </w:p>
+        </w:tc>
+      </w:tr>
+      <w:tr>
+        <w:trPr>
+          <w:cantSplit w:val="0"/>
+          <w:tblHeader w:val="0"/>
+        </w:trPr>
+        <w:tc>
+          <w:tcPr>
+            <w:shd w:fill="auto" w:val="clear"/>
+            <w:tcMar>
+              <w:top w:w="100.0" w:type="dxa"/>
+              <w:left w:w="100.0" w:type="dxa"/>
+              <w:bottom w:w="100.0" w:type="dxa"/>
+              <w:right w:w="100.0" w:type="dxa"/>
+            </w:tcMar>
+            <w:vAlign w:val="top"/>
+          </w:tcPr>
+          <w:p>
+            <w:pPr>
+              <w:widowControl w:val="0"/>
+              <w:spacing w:line="240" w:lineRule="auto"/>
+              <w:rPr>
+                <w:b w:val="1"/>
+                <w:bCs w:val="1"/>
+                <w:sz w:val="24"/>
+                <w:szCs w:val="24"/>
+              </w:rPr>
+            </w:pPr>
+            <w:r>
+              <w:rPr>
+                <w:b w:val="1"/>
+                <w:bCs w:val="1"/>
+                <w:sz w:val="24"/>
+                <w:szCs w:val="24"/>
+                <w:rtl w:val="0"/>
+              </w:rPr>
+              <w:t xml:space="preserve">Florida</w:t>
+            </w:r>
+          </w:p>
+        </w:tc>
+        <w:tc>
+          <w:tcPr>
+            <w:shd w:fill="auto" w:val="clear"/>
+            <w:tcMar>
+              <w:top w:w="100.0" w:type="dxa"/>
+              <w:left w:w="100.0" w:type="dxa"/>
+              <w:bottom w:w="100.0" w:type="dxa"/>
+              <w:right w:w="100.0" w:type="dxa"/>
+            </w:tcMar>
+            <w:vAlign w:val="top"/>
+          </w:tcPr>
+          <w:p>
+            <w:pPr>
+              <w:widowControl w:val="0"/>
+              <w:spacing w:line="240" w:lineRule="auto"/>
+              <w:rPr>
+                <w:b w:val="1"/>
+                <w:bCs w:val="1"/>
+                <w:sz w:val="24"/>
+                <w:szCs w:val="24"/>
+              </w:rPr>
+            </w:pPr>
+            <w:r>
+              <w:rPr>
+                <w:b w:val="1"/>
+                <w:bCs w:val="1"/>
+                <w:sz w:val="24"/>
+                <w:szCs w:val="24"/>
+                <w:rtl w:val="0"/>
+              </w:rPr>
+              <w:t xml:space="preserve">5.0</w:t>
+            </w:r>
+          </w:p>
+        </w:tc>
+      </w:tr>
+      <w:tr>
+        <w:trPr>
+          <w:cantSplit w:val="0"/>
+          <w:tblHeader w:val="0"/>
+        </w:trPr>
+        <w:tc>
+          <w:tcPr>
+            <w:shd w:fill="auto" w:val="clear"/>
+            <w:tcMar>
+              <w:top w:w="100.0" w:type="dxa"/>
+              <w:left w:w="100.0" w:type="dxa"/>
+              <w:bottom w:w="100.0" w:type="dxa"/>
+              <w:right w:w="100.0" w:type="dxa"/>
+            </w:tcMar>
+            <w:vAlign w:val="top"/>
+          </w:tcPr>
+          <w:p>
+            <w:pPr>
+              <w:widowControl w:val="0"/>
+              <w:spacing w:line="240" w:lineRule="auto"/>
+              <w:rPr>
+                <w:b w:val="1"/>
+                <w:bCs w:val="1"/>
+                <w:sz w:val="24"/>
+                <w:szCs w:val="24"/>
+              </w:rPr>
+            </w:pPr>
+            <w:r>
+              <w:rPr>
+                <w:b w:val="1"/>
+                <w:bCs w:val="1"/>
+                <w:sz w:val="24"/>
+                <w:szCs w:val="24"/>
+                <w:rtl w:val="0"/>
+              </w:rPr>
+              <w:t xml:space="preserve">Texas </w:t>
+            </w:r>
+          </w:p>
+        </w:tc>
+        <w:tc>
+          <w:tcPr>
+            <w:shd w:fill="auto" w:val="clear"/>
+            <w:tcMar>
+              <w:top w:w="100.0" w:type="dxa"/>
+              <w:left w:w="100.0" w:type="dxa"/>
+              <w:bottom w:w="100.0" w:type="dxa"/>
+              <w:right w:w="100.0" w:type="dxa"/>
+            </w:tcMar>
+            <w:vAlign w:val="top"/>
+          </w:tcPr>
+          <w:p>
+            <w:pPr>
+              <w:widowControl w:val="0"/>
+              <w:spacing w:line="240" w:lineRule="auto"/>
+              <w:rPr>
+                <w:b w:val="1"/>
+                <w:bCs w:val="1"/>
+                <w:sz w:val="24"/>
+                <w:szCs w:val="24"/>
+              </w:rPr>
+            </w:pPr>
+            <w:r>
+              <w:rPr>
+                <w:b w:val="1"/>
+                <w:bCs w:val="1"/>
+                <w:sz w:val="24"/>
+                <w:szCs w:val="24"/>
+                <w:rtl w:val="0"/>
+              </w:rPr>
+              <w:t xml:space="preserve">2.9</w:t>
+            </w:r>
+          </w:p>
+        </w:tc>
+      </w:tr>
+    </w:tbl>
+    <w:p>
+      <w:pPr>
+        <w:spacing w:after="100" w:lineRule="auto"/>
+        <w:rPr>
+          <w:b w:val="1"/>
+          <w:bCs w:val="1"/>
+          <w:sz w:val="24"/>
+          <w:szCs w:val="24"/>
+        </w:rPr>
+      </w:pPr>
+      <w:r>
+        <w:rPr>
+          <w:rtl w:val="0"/>
+        </w:rPr>
+      </w:r>
+    </w:p>
+    <w:p>
+      <w:pPr>
+        <w:spacing w:line="432" w:lineRule="auto"/>
+        <w:rPr>
+          <w:color w:val="3d3d3a"/>
+          <w:sz w:val="19"/>
+          <w:szCs w:val="19"/>
+        </w:rPr>
+      </w:pPr>
+      <w:r>
+        <w:rPr>
+          <w:color w:val="3d3d3a"/>
+          <w:sz w:val="19"/>
+          <w:szCs w:val="19"/>
+          <w:rtl w:val="0"/>
+        </w:rPr>
+        <w:t xml:space="preserve">El </w:t>
+      </w:r>
+      <w:r>
+        <w:rPr>
+          <w:color w:val="141413"/>
+          <w:sz w:val="19"/>
+          <w:szCs w:val="19"/>
+          <w:rtl w:val="0"/>
+        </w:rPr>
+        <w:t xml:space="preserve">Tax Foundation State Tax Competitiveness Index</w:t>
+      </w:r>
+      <w:r>
+        <w:rPr>
+          <w:color w:val="3d3d3a"/>
+          <w:sz w:val="19"/>
+          <w:szCs w:val="19"/>
+          <w:rtl w:val="0"/>
+        </w:rPr>
+        <w:t xml:space="preserve"> (antes SBTCI) evalúa anualmente los sistemas tributarios de los 50 estados de EE.UU. en cinco dimensiones: impuestos corporativos, renta personal, ventas, propiedad y seguro de desempleo. Un mejor ranking señala un entorno más atractivo para que empresas extranjeras inviertan. Para UMO, influye directamente en la carga tributaria de sus socios de distribución.</w:t>
+      </w:r>
+    </w:p>
+    <w:p>
+      <w:pPr>
+        <w:spacing w:line="432" w:lineRule="auto"/>
+        <w:rPr>
+          <w:color w:val="3d3d3a"/>
+          <w:sz w:val="20"/>
+          <w:szCs w:val="20"/>
+        </w:rPr>
+      </w:pPr>
+      <w:r>
+        <w:rPr>
+          <w:rtl w:val="0"/>
+        </w:rPr>
+      </w:r>
+    </w:p>
+    <w:p>
+      <w:pPr>
+        <w:spacing w:line="432" w:lineRule="auto"/>
+        <w:rPr>
+          <w:color w:val="3d3d3a"/>
+          <w:sz w:val="20"/>
+          <w:szCs w:val="20"/>
+        </w:rPr>
+      </w:pPr>
+      <w:r>
+        <w:rPr>
+          <w:color w:val="141413"/>
+          <w:sz w:val="19"/>
+          <w:szCs w:val="19"/>
+          <w:rtl w:val="0"/>
+        </w:rPr>
+        <w:t xml:space="preserve">Florida</w:t>
+      </w:r>
+      <w:r>
+        <w:rPr>
+          <w:color w:val="3d3d3a"/>
+          <w:sz w:val="19"/>
+          <w:szCs w:val="19"/>
+          <w:rtl w:val="0"/>
+        </w:rPr>
+        <w:t xml:space="preserve"> ha ocupado consistentemente el puesto </w:t>
+      </w:r>
+      <w:r>
+        <w:rPr>
+          <w:color w:val="141413"/>
+          <w:sz w:val="19"/>
+          <w:szCs w:val="19"/>
+          <w:rtl w:val="0"/>
+        </w:rPr>
+        <w:t xml:space="preserve">#4 nacional</w:t>
+      </w:r>
+      <w:r>
+        <w:rPr>
+          <w:color w:val="3d3d3a"/>
+          <w:sz w:val="19"/>
+          <w:szCs w:val="19"/>
+          <w:rtl w:val="0"/>
+        </w:rPr>
+        <w:t xml:space="preserve"> durante 2021–2025 (Tax Foundation), gracias a la ausencia de impuesto a la renta personal y una tasa corporativa del 5.5% —inferior a la media nacional—. </w:t>
+      </w:r>
+      <w:r>
+        <w:rPr>
+          <w:color w:val="141413"/>
+          <w:sz w:val="19"/>
+          <w:szCs w:val="19"/>
+          <w:rtl w:val="0"/>
+        </w:rPr>
+        <w:t xml:space="preserve">Texas</w:t>
+      </w:r>
+      <w:r>
+        <w:rPr>
+          <w:color w:val="3d3d3a"/>
+          <w:sz w:val="19"/>
+          <w:szCs w:val="19"/>
+          <w:rtl w:val="0"/>
+        </w:rPr>
+        <w:t xml:space="preserve"> mejoró notablemente de </w:t>
+      </w:r>
+      <w:r>
+        <w:rPr>
+          <w:color w:val="141413"/>
+          <w:sz w:val="19"/>
+          <w:szCs w:val="19"/>
+          <w:rtl w:val="0"/>
+        </w:rPr>
+        <w:t xml:space="preserve">#13 en 2021 a #7 en 2025</w:t>
+      </w:r>
+      <w:r>
+        <w:rPr>
+          <w:color w:val="3d3d3a"/>
+          <w:sz w:val="19"/>
+          <w:szCs w:val="19"/>
+          <w:rtl w:val="0"/>
+        </w:rPr>
+        <w:t xml:space="preserve">, escalando tras la aprobación del programa JETI (reducción predial 2024) y la modernización de su código tributario. Para UMO, ambos estados ofrecen entornos competitivos, pero Florida mantiene ventaja constante y comprobada en el ranking, lo que reduce la carga fiscal de distribuidores locales que manejen los sillones Thermo Seats.</w:t>
+      </w:r>
+      <w:r>
+        <w:rPr>
+          <w:color w:val="3d3d3a"/>
+          <w:sz w:val="20"/>
+          <w:szCs w:val="20"/>
+          <w:rtl w:val="0"/>
+        </w:rPr>
+        <w:t xml:space="preserve"> </w:t>
+      </w:r>
+    </w:p>
+    <w:p>
+      <w:pPr>
+        <w:spacing w:after="100" w:lineRule="auto"/>
+        <w:ind w:left="720" w:firstLine="0"/>
+        <w:rPr>
+          <w:b w:val="1"/>
+          <w:bCs w:val="1"/>
+          <w:sz w:val="24"/>
+          <w:szCs w:val="24"/>
+        </w:rPr>
+      </w:pPr>
+      <w:r>
+        <w:rPr>
+          <w:rtl w:val="0"/>
+        </w:rPr>
+      </w:r>
+    </w:p>
+    <w:p>
+      <w:pPr>
+        <w:shd w:fill="ffffff" w:val="clear"/>
+        <w:spacing w:after="180" w:before="180" w:line="360" w:lineRule="auto"/>
+        <w:rPr>
+          <w:sz w:val="24"/>
+          <w:szCs w:val="24"/>
+        </w:rPr>
+      </w:pPr>
+      <w:r>
+        <w:rPr>
+          <w:rtl w:val="0"/>
+        </w:rPr>
+      </w:r>
+    </w:p>
+    <w:p>
+      <w:pPr>
         <w:rPr/>
       </w:pPr>
       <w:r>
@@ -3750,7 +7328,7 @@
       </w:r>
     </w:p>
     <w:sectPr>
-      <w:headerReference r:id="rId38" w:type="default"/>
+      <w:headerReference r:id="rId41" w:type="default"/>
       <w:pgSz w:h="16834" w:w="11909" w:orient="portrait"/>
       <w:pgMar w:bottom="1440" w:top="1440" w:left="1440" w:right="1440" w:header="720" w:footer="720"/>
       <w:pgNumType w:start="1"/>
@@ -3779,8 +7357,8 @@
   <w:abstractNum w:abstractNumId="1">
     <w:lvl w:ilvl="0">
       <w:start w:val="1"/>
-      <w:numFmt w:val="decimal"/>
-      <w:lvlText w:val="%1."/>
+      <w:numFmt w:val="bullet"/>
+      <w:lvlText w:val="●"/>
       <w:lvlJc w:val="left"/>
       <w:pPr>
         <w:ind w:left="720" w:hanging="360"/>
@@ -3800,8 +7378,8 @@
     </w:lvl>
     <w:lvl w:ilvl="1">
       <w:start w:val="1"/>
-      <w:numFmt w:val="lowerLetter"/>
-      <w:lvlText w:val="%2."/>
+      <w:numFmt w:val="bullet"/>
+      <w:lvlText w:val="○"/>
       <w:lvlJc w:val="left"/>
       <w:pPr>
         <w:ind w:left="1440" w:hanging="360"/>
@@ -3812,8 +7390,8 @@
     </w:lvl>
     <w:lvl w:ilvl="2">
       <w:start w:val="1"/>
-      <w:numFmt w:val="lowerRoman"/>
-      <w:lvlText w:val="%3."/>
+      <w:numFmt w:val="bullet"/>
+      <w:lvlText w:val="■"/>
       <w:lvlJc w:val="left"/>
       <w:pPr>
         <w:ind w:left="2160" w:hanging="360"/>
@@ -3824,8 +7402,8 @@
     </w:lvl>
     <w:lvl w:ilvl="3">
       <w:start w:val="1"/>
-      <w:numFmt w:val="decimal"/>
-      <w:lvlText w:val="%4."/>
+      <w:numFmt w:val="bullet"/>
+      <w:lvlText w:val="●"/>
       <w:lvlJc w:val="left"/>
       <w:pPr>
         <w:ind w:left="2880" w:hanging="360"/>
@@ -3836,8 +7414,8 @@
     </w:lvl>
     <w:lvl w:ilvl="4">
       <w:start w:val="1"/>
-      <w:numFmt w:val="lowerLetter"/>
-      <w:lvlText w:val="%5."/>
+      <w:numFmt w:val="bullet"/>
+      <w:lvlText w:val="○"/>
       <w:lvlJc w:val="left"/>
       <w:pPr>
         <w:ind w:left="3600" w:hanging="360"/>
@@ -3848,8 +7426,8 @@
     </w:lvl>
     <w:lvl w:ilvl="5">
       <w:start w:val="1"/>
-      <w:numFmt w:val="lowerRoman"/>
-      <w:lvlText w:val="%6."/>
+      <w:numFmt w:val="bullet"/>
+      <w:lvlText w:val="■"/>
       <w:lvlJc w:val="left"/>
       <w:pPr>
         <w:ind w:left="4320" w:hanging="360"/>
@@ -3860,8 +7438,8 @@
     </w:lvl>
     <w:lvl w:ilvl="6">
       <w:start w:val="1"/>
-      <w:numFmt w:val="decimal"/>
-      <w:lvlText w:val="%7."/>
+      <w:numFmt w:val="bullet"/>
+      <w:lvlText w:val="●"/>
       <w:lvlJc w:val="left"/>
       <w:pPr>
         <w:ind w:left="5040" w:hanging="360"/>
@@ -3872,8 +7450,8 @@
     </w:lvl>
     <w:lvl w:ilvl="7">
       <w:start w:val="1"/>
-      <w:numFmt w:val="lowerLetter"/>
-      <w:lvlText w:val="%8."/>
+      <w:numFmt w:val="bullet"/>
+      <w:lvlText w:val="○"/>
       <w:lvlJc w:val="left"/>
       <w:pPr>
         <w:ind w:left="5760" w:hanging="360"/>
@@ -3884,8 +7462,8 @@
     </w:lvl>
     <w:lvl w:ilvl="8">
       <w:start w:val="1"/>
-      <w:numFmt w:val="lowerRoman"/>
-      <w:lvlText w:val="%9."/>
+      <w:numFmt w:val="bullet"/>
+      <w:lvlText w:val="■"/>
       <w:lvlJc w:val="left"/>
       <w:pPr>
         <w:ind w:left="6480" w:hanging="360"/>
@@ -3898,228 +7476,8 @@
   <w:abstractNum w:abstractNumId="2">
     <w:lvl w:ilvl="0">
       <w:start w:val="1"/>
-      <w:numFmt w:val="bullet"/>
-      <w:lvlText w:val="●"/>
-      <w:lvlJc w:val="left"/>
-      <w:pPr>
-        <w:ind w:left="2160" w:hanging="360"/>
-      </w:pPr>
-      <w:rPr>
-        <w:u w:val="none"/>
-      </w:rPr>
-    </w:lvl>
-    <w:lvl w:ilvl="1">
-      <w:start w:val="1"/>
-      <w:numFmt w:val="bullet"/>
-      <w:lvlText w:val="○"/>
-      <w:lvlJc w:val="left"/>
-      <w:pPr>
-        <w:ind w:left="2880" w:hanging="360"/>
-      </w:pPr>
-      <w:rPr>
-        <w:u w:val="none"/>
-      </w:rPr>
-    </w:lvl>
-    <w:lvl w:ilvl="2">
-      <w:start w:val="1"/>
-      <w:numFmt w:val="bullet"/>
-      <w:lvlText w:val="■"/>
-      <w:lvlJc w:val="left"/>
-      <w:pPr>
-        <w:ind w:left="3600" w:hanging="360"/>
-      </w:pPr>
-      <w:rPr>
-        <w:u w:val="none"/>
-      </w:rPr>
-    </w:lvl>
-    <w:lvl w:ilvl="3">
-      <w:start w:val="1"/>
-      <w:numFmt w:val="bullet"/>
-      <w:lvlText w:val="●"/>
-      <w:lvlJc w:val="left"/>
-      <w:pPr>
-        <w:ind w:left="4320" w:hanging="360"/>
-      </w:pPr>
-      <w:rPr>
-        <w:u w:val="none"/>
-      </w:rPr>
-    </w:lvl>
-    <w:lvl w:ilvl="4">
-      <w:start w:val="1"/>
-      <w:numFmt w:val="bullet"/>
-      <w:lvlText w:val="○"/>
-      <w:lvlJc w:val="left"/>
-      <w:pPr>
-        <w:ind w:left="5040" w:hanging="360"/>
-      </w:pPr>
-      <w:rPr>
-        <w:u w:val="none"/>
-      </w:rPr>
-    </w:lvl>
-    <w:lvl w:ilvl="5">
-      <w:start w:val="1"/>
-      <w:numFmt w:val="bullet"/>
-      <w:lvlText w:val="■"/>
-      <w:lvlJc w:val="left"/>
-      <w:pPr>
-        <w:ind w:left="5760" w:hanging="360"/>
-      </w:pPr>
-      <w:rPr>
-        <w:u w:val="none"/>
-      </w:rPr>
-    </w:lvl>
-    <w:lvl w:ilvl="6">
-      <w:start w:val="1"/>
-      <w:numFmt w:val="bullet"/>
-      <w:lvlText w:val="●"/>
-      <w:lvlJc w:val="left"/>
-      <w:pPr>
-        <w:ind w:left="6480" w:hanging="360"/>
-      </w:pPr>
-      <w:rPr>
-        <w:u w:val="none"/>
-      </w:rPr>
-    </w:lvl>
-    <w:lvl w:ilvl="7">
-      <w:start w:val="1"/>
-      <w:numFmt w:val="bullet"/>
-      <w:lvlText w:val="○"/>
-      <w:lvlJc w:val="left"/>
-      <w:pPr>
-        <w:ind w:left="7200" w:hanging="360"/>
-      </w:pPr>
-      <w:rPr>
-        <w:u w:val="none"/>
-      </w:rPr>
-    </w:lvl>
-    <w:lvl w:ilvl="8">
-      <w:start w:val="1"/>
-      <w:numFmt w:val="bullet"/>
-      <w:lvlText w:val="■"/>
-      <w:lvlJc w:val="left"/>
-      <w:pPr>
-        <w:ind w:left="7920" w:hanging="360"/>
-      </w:pPr>
-      <w:rPr>
-        <w:u w:val="none"/>
-      </w:rPr>
-    </w:lvl>
-  </w:abstractNum>
-  <w:abstractNum w:abstractNumId="3">
-    <w:lvl w:ilvl="0">
-      <w:start w:val="1"/>
-      <w:numFmt w:val="bullet"/>
-      <w:lvlText w:val="●"/>
-      <w:lvlJc w:val="left"/>
-      <w:pPr>
-        <w:ind w:left="2160" w:hanging="360"/>
-      </w:pPr>
-      <w:rPr>
-        <w:u w:val="none"/>
-      </w:rPr>
-    </w:lvl>
-    <w:lvl w:ilvl="1">
-      <w:start w:val="1"/>
-      <w:numFmt w:val="bullet"/>
-      <w:lvlText w:val="○"/>
-      <w:lvlJc w:val="left"/>
-      <w:pPr>
-        <w:ind w:left="2880" w:hanging="360"/>
-      </w:pPr>
-      <w:rPr>
-        <w:u w:val="none"/>
-      </w:rPr>
-    </w:lvl>
-    <w:lvl w:ilvl="2">
-      <w:start w:val="1"/>
-      <w:numFmt w:val="bullet"/>
-      <w:lvlText w:val="■"/>
-      <w:lvlJc w:val="left"/>
-      <w:pPr>
-        <w:ind w:left="3600" w:hanging="360"/>
-      </w:pPr>
-      <w:rPr>
-        <w:u w:val="none"/>
-      </w:rPr>
-    </w:lvl>
-    <w:lvl w:ilvl="3">
-      <w:start w:val="1"/>
-      <w:numFmt w:val="bullet"/>
-      <w:lvlText w:val="●"/>
-      <w:lvlJc w:val="left"/>
-      <w:pPr>
-        <w:ind w:left="4320" w:hanging="360"/>
-      </w:pPr>
-      <w:rPr>
-        <w:u w:val="none"/>
-      </w:rPr>
-    </w:lvl>
-    <w:lvl w:ilvl="4">
-      <w:start w:val="1"/>
-      <w:numFmt w:val="bullet"/>
-      <w:lvlText w:val="○"/>
-      <w:lvlJc w:val="left"/>
-      <w:pPr>
-        <w:ind w:left="5040" w:hanging="360"/>
-      </w:pPr>
-      <w:rPr>
-        <w:u w:val="none"/>
-      </w:rPr>
-    </w:lvl>
-    <w:lvl w:ilvl="5">
-      <w:start w:val="1"/>
-      <w:numFmt w:val="bullet"/>
-      <w:lvlText w:val="■"/>
-      <w:lvlJc w:val="left"/>
-      <w:pPr>
-        <w:ind w:left="5760" w:hanging="360"/>
-      </w:pPr>
-      <w:rPr>
-        <w:u w:val="none"/>
-      </w:rPr>
-    </w:lvl>
-    <w:lvl w:ilvl="6">
-      <w:start w:val="1"/>
-      <w:numFmt w:val="bullet"/>
-      <w:lvlText w:val="●"/>
-      <w:lvlJc w:val="left"/>
-      <w:pPr>
-        <w:ind w:left="6480" w:hanging="360"/>
-      </w:pPr>
-      <w:rPr>
-        <w:u w:val="none"/>
-      </w:rPr>
-    </w:lvl>
-    <w:lvl w:ilvl="7">
-      <w:start w:val="1"/>
-      <w:numFmt w:val="bullet"/>
-      <w:lvlText w:val="○"/>
-      <w:lvlJc w:val="left"/>
-      <w:pPr>
-        <w:ind w:left="7200" w:hanging="360"/>
-      </w:pPr>
-      <w:rPr>
-        <w:u w:val="none"/>
-      </w:rPr>
-    </w:lvl>
-    <w:lvl w:ilvl="8">
-      <w:start w:val="1"/>
-      <w:numFmt w:val="bullet"/>
-      <w:lvlText w:val="■"/>
-      <w:lvlJc w:val="left"/>
-      <w:pPr>
-        <w:ind w:left="7920" w:hanging="360"/>
-      </w:pPr>
-      <w:rPr>
-        <w:u w:val="none"/>
-      </w:rPr>
-    </w:lvl>
-  </w:abstractNum>
-  <w:abstractNum w:abstractNumId="4">
-    <w:lvl w:ilvl="0">
-      <w:start w:val="1"/>
-      <w:numFmt w:val="bullet"/>
-      <w:lvlText w:val="●"/>
+      <w:numFmt w:val="decimal"/>
+      <w:lvlText w:val="%1."/>
       <w:lvlJc w:val="left"/>
       <w:pPr>
         <w:ind w:left="720" w:hanging="360"/>
@@ -4139,8 +7497,8 @@
     </w:lvl>
     <w:lvl w:ilvl="1">
       <w:start w:val="1"/>
-      <w:numFmt w:val="bullet"/>
-      <w:lvlText w:val="○"/>
+      <w:numFmt w:val="lowerLetter"/>
+      <w:lvlText w:val="%2."/>
       <w:lvlJc w:val="left"/>
       <w:pPr>
         <w:ind w:left="1440" w:hanging="360"/>
@@ -4151,8 +7509,8 @@
     </w:lvl>
     <w:lvl w:ilvl="2">
       <w:start w:val="1"/>
-      <w:numFmt w:val="bullet"/>
-      <w:lvlText w:val="■"/>
+      <w:numFmt w:val="lowerRoman"/>
+      <w:lvlText w:val="%3."/>
       <w:lvlJc w:val="left"/>
       <w:pPr>
         <w:ind w:left="2160" w:hanging="360"/>
@@ -4163,8 +7521,8 @@
     </w:lvl>
     <w:lvl w:ilvl="3">
       <w:start w:val="1"/>
-      <w:numFmt w:val="bullet"/>
-      <w:lvlText w:val="●"/>
+      <w:numFmt w:val="decimal"/>
+      <w:lvlText w:val="%4."/>
       <w:lvlJc w:val="left"/>
       <w:pPr>
         <w:ind w:left="2880" w:hanging="360"/>
@@ -4175,8 +7533,8 @@
     </w:lvl>
     <w:lvl w:ilvl="4">
       <w:start w:val="1"/>
-      <w:numFmt w:val="bullet"/>
-      <w:lvlText w:val="○"/>
+      <w:numFmt w:val="lowerLetter"/>
+      <w:lvlText w:val="%5."/>
       <w:lvlJc w:val="left"/>
       <w:pPr>
         <w:ind w:left="3600" w:hanging="360"/>
@@ -4187,8 +7545,8 @@
     </w:lvl>
     <w:lvl w:ilvl="5">
       <w:start w:val="1"/>
-      <w:numFmt w:val="bullet"/>
-      <w:lvlText w:val="■"/>
+      <w:numFmt w:val="lowerRoman"/>
+      <w:lvlText w:val="%6."/>
       <w:lvlJc w:val="left"/>
       <w:pPr>
         <w:ind w:left="4320" w:hanging="360"/>
@@ -4199,8 +7557,8 @@
     </w:lvl>
     <w:lvl w:ilvl="6">
       <w:start w:val="1"/>
-      <w:numFmt w:val="bullet"/>
-      <w:lvlText w:val="●"/>
+      <w:numFmt w:val="decimal"/>
+      <w:lvlText w:val="%7."/>
       <w:lvlJc w:val="left"/>
       <w:pPr>
         <w:ind w:left="5040" w:hanging="360"/>
@@ -4211,8 +7569,8 @@
     </w:lvl>
     <w:lvl w:ilvl="7">
       <w:start w:val="1"/>
-      <w:numFmt w:val="bullet"/>
-      <w:lvlText w:val="○"/>
+      <w:numFmt w:val="lowerLetter"/>
+      <w:lvlText w:val="%8."/>
       <w:lvlJc w:val="left"/>
       <w:pPr>
         <w:ind w:left="5760" w:hanging="360"/>
@@ -4223,8 +7581,8 @@
     </w:lvl>
     <w:lvl w:ilvl="8">
       <w:start w:val="1"/>
-      <w:numFmt w:val="bullet"/>
-      <w:lvlText w:val="■"/>
+      <w:numFmt w:val="lowerRoman"/>
+      <w:lvlText w:val="%9."/>
       <w:lvlJc w:val="left"/>
       <w:pPr>
         <w:ind w:left="6480" w:hanging="360"/>
@@ -4234,9 +7592,9 @@
       </w:rPr>
     </w:lvl>
   </w:abstractNum>
-  <w:abstractNum w:abstractNumId="5">
+  <w:abstractNum w:abstractNumId="3">
     <w:lvl w:ilvl="0">
-      <w:start w:val="2"/>
+      <w:start w:val="4"/>
       <w:numFmt w:val="decimal"/>
       <w:lvlText w:val="%1."/>
       <w:lvlJc w:val="left"/>
@@ -4353,6 +7711,235 @@
       </w:rPr>
     </w:lvl>
   </w:abstractNum>
+  <w:abstractNum w:abstractNumId="4">
+    <w:lvl w:ilvl="0">
+      <w:start w:val="5"/>
+      <w:numFmt w:val="decimal"/>
+      <w:lvlText w:val="%1."/>
+      <w:lvlJc w:val="left"/>
+      <w:pPr>
+        <w:ind w:left="720" w:hanging="360"/>
+      </w:pPr>
+      <w:rPr>
+        <w:rFonts w:ascii="Arial" w:cs="Arial" w:eastAsia="Arial" w:hAnsi="Arial"/>
+        <w:b w:val="0"/>
+        <w:bCs w:val="0"/>
+        <w:i w:val="0"/>
+        <w:iCs w:val="0"/>
+        <w:smallCaps w:val="0"/>
+        <w:color w:val="000000"/>
+        <w:sz w:val="24"/>
+        <w:szCs w:val="24"/>
+        <w:u w:val="none"/>
+      </w:rPr>
+    </w:lvl>
+    <w:lvl w:ilvl="1">
+      <w:start w:val="1"/>
+      <w:numFmt w:val="lowerLetter"/>
+      <w:lvlText w:val="%2."/>
+      <w:lvlJc w:val="left"/>
+      <w:pPr>
+        <w:ind w:left="1440" w:hanging="360"/>
+      </w:pPr>
+      <w:rPr>
+        <w:u w:val="none"/>
+      </w:rPr>
+    </w:lvl>
+    <w:lvl w:ilvl="2">
+      <w:start w:val="1"/>
+      <w:numFmt w:val="lowerRoman"/>
+      <w:lvlText w:val="%3."/>
+      <w:lvlJc w:val="left"/>
+      <w:pPr>
+        <w:ind w:left="2160" w:hanging="360"/>
+      </w:pPr>
+      <w:rPr>
+        <w:u w:val="none"/>
+      </w:rPr>
+    </w:lvl>
+    <w:lvl w:ilvl="3">
+      <w:start w:val="1"/>
+      <w:numFmt w:val="decimal"/>
+      <w:lvlText w:val="%4."/>
+      <w:lvlJc w:val="left"/>
+      <w:pPr>
+        <w:ind w:left="2880" w:hanging="360"/>
+      </w:pPr>
+      <w:rPr>
+        <w:u w:val="none"/>
+      </w:rPr>
+    </w:lvl>
+    <w:lvl w:ilvl="4">
+      <w:start w:val="1"/>
+      <w:numFmt w:val="lowerLetter"/>
+      <w:lvlText w:val="%5."/>
+      <w:lvlJc w:val="left"/>
+      <w:pPr>
+        <w:ind w:left="3600" w:hanging="360"/>
+      </w:pPr>
+      <w:rPr>
+        <w:u w:val="none"/>
+      </w:rPr>
+    </w:lvl>
+    <w:lvl w:ilvl="5">
+      <w:start w:val="1"/>
+      <w:numFmt w:val="lowerRoman"/>
+      <w:lvlText w:val="%6."/>
+      <w:lvlJc w:val="left"/>
+      <w:pPr>
+        <w:ind w:left="4320" w:hanging="360"/>
+      </w:pPr>
+      <w:rPr>
+        <w:u w:val="none"/>
+      </w:rPr>
+    </w:lvl>
+    <w:lvl w:ilvl="6">
+      <w:start w:val="1"/>
+      <w:numFmt w:val="decimal"/>
+      <w:lvlText w:val="%7."/>
+      <w:lvlJc w:val="left"/>
+      <w:pPr>
+        <w:ind w:left="5040" w:hanging="360"/>
+      </w:pPr>
+      <w:rPr>
+        <w:u w:val="none"/>
+      </w:rPr>
+    </w:lvl>
+    <w:lvl w:ilvl="7">
+      <w:start w:val="1"/>
+      <w:numFmt w:val="lowerLetter"/>
+      <w:lvlText w:val="%8."/>
+      <w:lvlJc w:val="left"/>
+      <w:pPr>
+        <w:ind w:left="5760" w:hanging="360"/>
+      </w:pPr>
+      <w:rPr>
+        <w:u w:val="none"/>
+      </w:rPr>
+    </w:lvl>
+    <w:lvl w:ilvl="8">
+      <w:start w:val="1"/>
+      <w:numFmt w:val="lowerRoman"/>
+      <w:lvlText w:val="%9."/>
+      <w:lvlJc w:val="left"/>
+      <w:pPr>
+        <w:ind w:left="6480" w:hanging="360"/>
+      </w:pPr>
+      <w:rPr>
+        <w:u w:val="none"/>
+      </w:rPr>
+    </w:lvl>
+  </w:abstractNum>
+  <w:abstractNum w:abstractNumId="5">
+    <w:lvl w:ilvl="0">
+      <w:start w:val="1"/>
+      <w:numFmt w:val="bullet"/>
+      <w:lvlText w:val="●"/>
+      <w:lvlJc w:val="left"/>
+      <w:pPr>
+        <w:ind w:left="2160" w:hanging="360"/>
+      </w:pPr>
+      <w:rPr>
+        <w:u w:val="none"/>
+      </w:rPr>
+    </w:lvl>
+    <w:lvl w:ilvl="1">
+      <w:start w:val="1"/>
+      <w:numFmt w:val="bullet"/>
+      <w:lvlText w:val="○"/>
+      <w:lvlJc w:val="left"/>
+      <w:pPr>
+        <w:ind w:left="2880" w:hanging="360"/>
+      </w:pPr>
+      <w:rPr>
+        <w:u w:val="none"/>
+      </w:rPr>
+    </w:lvl>
+    <w:lvl w:ilvl="2">
+      <w:start w:val="1"/>
+      <w:numFmt w:val="bullet"/>
+      <w:lvlText w:val="■"/>
+      <w:lvlJc w:val="left"/>
+      <w:pPr>
+        <w:ind w:left="3600" w:hanging="360"/>
+      </w:pPr>
+      <w:rPr>
+        <w:u w:val="none"/>
+      </w:rPr>
+    </w:lvl>
+    <w:lvl w:ilvl="3">
+      <w:start w:val="1"/>
+      <w:numFmt w:val="bullet"/>
+      <w:lvlText w:val="●"/>
+      <w:lvlJc w:val="left"/>
+      <w:pPr>
+        <w:ind w:left="4320" w:hanging="360"/>
+      </w:pPr>
+      <w:rPr>
+        <w:u w:val="none"/>
+      </w:rPr>
+    </w:lvl>
+    <w:lvl w:ilvl="4">
+      <w:start w:val="1"/>
+      <w:numFmt w:val="bullet"/>
+      <w:lvlText w:val="○"/>
+      <w:lvlJc w:val="left"/>
+      <w:pPr>
+        <w:ind w:left="5040" w:hanging="360"/>
+      </w:pPr>
+      <w:rPr>
+        <w:u w:val="none"/>
+      </w:rPr>
+    </w:lvl>
+    <w:lvl w:ilvl="5">
+      <w:start w:val="1"/>
+      <w:numFmt w:val="bullet"/>
+      <w:lvlText w:val="■"/>
+      <w:lvlJc w:val="left"/>
+      <w:pPr>
+        <w:ind w:left="5760" w:hanging="360"/>
+      </w:pPr>
+      <w:rPr>
+        <w:u w:val="none"/>
+      </w:rPr>
+    </w:lvl>
+    <w:lvl w:ilvl="6">
+      <w:start w:val="1"/>
+      <w:numFmt w:val="bullet"/>
+      <w:lvlText w:val="●"/>
+      <w:lvlJc w:val="left"/>
+      <w:pPr>
+        <w:ind w:left="6480" w:hanging="360"/>
+      </w:pPr>
+      <w:rPr>
+        <w:u w:val="none"/>
+      </w:rPr>
+    </w:lvl>
+    <w:lvl w:ilvl="7">
+      <w:start w:val="1"/>
+      <w:numFmt w:val="bullet"/>
+      <w:lvlText w:val="○"/>
+      <w:lvlJc w:val="left"/>
+      <w:pPr>
+        <w:ind w:left="7200" w:hanging="360"/>
+      </w:pPr>
+      <w:rPr>
+        <w:u w:val="none"/>
+      </w:rPr>
+    </w:lvl>
+    <w:lvl w:ilvl="8">
+      <w:start w:val="1"/>
+      <w:numFmt w:val="bullet"/>
+      <w:lvlText w:val="■"/>
+      <w:lvlJc w:val="left"/>
+      <w:pPr>
+        <w:ind w:left="7920" w:hanging="360"/>
+      </w:pPr>
+      <w:rPr>
+        <w:u w:val="none"/>
+      </w:rPr>
+    </w:lvl>
+  </w:abstractNum>
   <w:abstractNum w:abstractNumId="6">
     <w:lvl w:ilvl="0">
       <w:start w:val="1"/>
@@ -4457,6 +8044,711 @@
       <w:lvlJc w:val="left"/>
       <w:pPr>
         <w:ind w:left="7920" w:hanging="360"/>
+      </w:pPr>
+      <w:rPr>
+        <w:u w:val="none"/>
+      </w:rPr>
+    </w:lvl>
+  </w:abstractNum>
+  <w:abstractNum w:abstractNumId="7">
+    <w:lvl w:ilvl="0">
+      <w:start w:val="1"/>
+      <w:numFmt w:val="bullet"/>
+      <w:lvlText w:val="●"/>
+      <w:lvlJc w:val="left"/>
+      <w:pPr>
+        <w:ind w:left="720" w:hanging="360"/>
+      </w:pPr>
+      <w:rPr>
+        <w:rFonts w:ascii="Arial" w:cs="Arial" w:eastAsia="Arial" w:hAnsi="Arial"/>
+        <w:b w:val="0"/>
+        <w:bCs w:val="0"/>
+        <w:i w:val="0"/>
+        <w:iCs w:val="0"/>
+        <w:smallCaps w:val="0"/>
+        <w:color w:val="000000"/>
+        <w:sz w:val="24"/>
+        <w:szCs w:val="24"/>
+        <w:u w:val="none"/>
+      </w:rPr>
+    </w:lvl>
+    <w:lvl w:ilvl="1">
+      <w:start w:val="1"/>
+      <w:numFmt w:val="bullet"/>
+      <w:lvlText w:val="○"/>
+      <w:lvlJc w:val="left"/>
+      <w:pPr>
+        <w:ind w:left="1440" w:hanging="360"/>
+      </w:pPr>
+      <w:rPr>
+        <w:u w:val="none"/>
+      </w:rPr>
+    </w:lvl>
+    <w:lvl w:ilvl="2">
+      <w:start w:val="1"/>
+      <w:numFmt w:val="bullet"/>
+      <w:lvlText w:val="■"/>
+      <w:lvlJc w:val="left"/>
+      <w:pPr>
+        <w:ind w:left="2160" w:hanging="360"/>
+      </w:pPr>
+      <w:rPr>
+        <w:u w:val="none"/>
+      </w:rPr>
+    </w:lvl>
+    <w:lvl w:ilvl="3">
+      <w:start w:val="1"/>
+      <w:numFmt w:val="bullet"/>
+      <w:lvlText w:val="●"/>
+      <w:lvlJc w:val="left"/>
+      <w:pPr>
+        <w:ind w:left="2880" w:hanging="360"/>
+      </w:pPr>
+      <w:rPr>
+        <w:u w:val="none"/>
+      </w:rPr>
+    </w:lvl>
+    <w:lvl w:ilvl="4">
+      <w:start w:val="1"/>
+      <w:numFmt w:val="bullet"/>
+      <w:lvlText w:val="○"/>
+      <w:lvlJc w:val="left"/>
+      <w:pPr>
+        <w:ind w:left="3600" w:hanging="360"/>
+      </w:pPr>
+      <w:rPr>
+        <w:u w:val="none"/>
+      </w:rPr>
+    </w:lvl>
+    <w:lvl w:ilvl="5">
+      <w:start w:val="1"/>
+      <w:numFmt w:val="bullet"/>
+      <w:lvlText w:val="■"/>
+      <w:lvlJc w:val="left"/>
+      <w:pPr>
+        <w:ind w:left="4320" w:hanging="360"/>
+      </w:pPr>
+      <w:rPr>
+        <w:u w:val="none"/>
+      </w:rPr>
+    </w:lvl>
+    <w:lvl w:ilvl="6">
+      <w:start w:val="1"/>
+      <w:numFmt w:val="bullet"/>
+      <w:lvlText w:val="●"/>
+      <w:lvlJc w:val="left"/>
+      <w:pPr>
+        <w:ind w:left="5040" w:hanging="360"/>
+      </w:pPr>
+      <w:rPr>
+        <w:u w:val="none"/>
+      </w:rPr>
+    </w:lvl>
+    <w:lvl w:ilvl="7">
+      <w:start w:val="1"/>
+      <w:numFmt w:val="bullet"/>
+      <w:lvlText w:val="○"/>
+      <w:lvlJc w:val="left"/>
+      <w:pPr>
+        <w:ind w:left="5760" w:hanging="360"/>
+      </w:pPr>
+      <w:rPr>
+        <w:u w:val="none"/>
+      </w:rPr>
+    </w:lvl>
+    <w:lvl w:ilvl="8">
+      <w:start w:val="1"/>
+      <w:numFmt w:val="bullet"/>
+      <w:lvlText w:val="■"/>
+      <w:lvlJc w:val="left"/>
+      <w:pPr>
+        <w:ind w:left="6480" w:hanging="360"/>
+      </w:pPr>
+      <w:rPr>
+        <w:u w:val="none"/>
+      </w:rPr>
+    </w:lvl>
+  </w:abstractNum>
+  <w:abstractNum w:abstractNumId="8">
+    <w:lvl w:ilvl="0">
+      <w:start w:val="2"/>
+      <w:numFmt w:val="decimal"/>
+      <w:lvlText w:val="%1."/>
+      <w:lvlJc w:val="left"/>
+      <w:pPr>
+        <w:ind w:left="720" w:hanging="360"/>
+      </w:pPr>
+      <w:rPr>
+        <w:rFonts w:ascii="Arial" w:cs="Arial" w:eastAsia="Arial" w:hAnsi="Arial"/>
+        <w:b w:val="0"/>
+        <w:bCs w:val="0"/>
+        <w:i w:val="0"/>
+        <w:iCs w:val="0"/>
+        <w:smallCaps w:val="0"/>
+        <w:color w:val="000000"/>
+        <w:sz w:val="24"/>
+        <w:szCs w:val="24"/>
+        <w:u w:val="none"/>
+      </w:rPr>
+    </w:lvl>
+    <w:lvl w:ilvl="1">
+      <w:start w:val="1"/>
+      <w:numFmt w:val="lowerLetter"/>
+      <w:lvlText w:val="%2."/>
+      <w:lvlJc w:val="left"/>
+      <w:pPr>
+        <w:ind w:left="1440" w:hanging="360"/>
+      </w:pPr>
+      <w:rPr>
+        <w:u w:val="none"/>
+      </w:rPr>
+    </w:lvl>
+    <w:lvl w:ilvl="2">
+      <w:start w:val="1"/>
+      <w:numFmt w:val="lowerRoman"/>
+      <w:lvlText w:val="%3."/>
+      <w:lvlJc w:val="left"/>
+      <w:pPr>
+        <w:ind w:left="2160" w:hanging="360"/>
+      </w:pPr>
+      <w:rPr>
+        <w:u w:val="none"/>
+      </w:rPr>
+    </w:lvl>
+    <w:lvl w:ilvl="3">
+      <w:start w:val="1"/>
+      <w:numFmt w:val="decimal"/>
+      <w:lvlText w:val="%4."/>
+      <w:lvlJc w:val="left"/>
+      <w:pPr>
+        <w:ind w:left="2880" w:hanging="360"/>
+      </w:pPr>
+      <w:rPr>
+        <w:u w:val="none"/>
+      </w:rPr>
+    </w:lvl>
+    <w:lvl w:ilvl="4">
+      <w:start w:val="1"/>
+      <w:numFmt w:val="lowerLetter"/>
+      <w:lvlText w:val="%5."/>
+      <w:lvlJc w:val="left"/>
+      <w:pPr>
+        <w:ind w:left="3600" w:hanging="360"/>
+      </w:pPr>
+      <w:rPr>
+        <w:u w:val="none"/>
+      </w:rPr>
+    </w:lvl>
+    <w:lvl w:ilvl="5">
+      <w:start w:val="1"/>
+      <w:numFmt w:val="lowerRoman"/>
+      <w:lvlText w:val="%6."/>
+      <w:lvlJc w:val="left"/>
+      <w:pPr>
+        <w:ind w:left="4320" w:hanging="360"/>
+      </w:pPr>
+      <w:rPr>
+        <w:u w:val="none"/>
+      </w:rPr>
+    </w:lvl>
+    <w:lvl w:ilvl="6">
+      <w:start w:val="1"/>
+      <w:numFmt w:val="decimal"/>
+      <w:lvlText w:val="%7."/>
+      <w:lvlJc w:val="left"/>
+      <w:pPr>
+        <w:ind w:left="5040" w:hanging="360"/>
+      </w:pPr>
+      <w:rPr>
+        <w:u w:val="none"/>
+      </w:rPr>
+    </w:lvl>
+    <w:lvl w:ilvl="7">
+      <w:start w:val="1"/>
+      <w:numFmt w:val="lowerLetter"/>
+      <w:lvlText w:val="%8."/>
+      <w:lvlJc w:val="left"/>
+      <w:pPr>
+        <w:ind w:left="5760" w:hanging="360"/>
+      </w:pPr>
+      <w:rPr>
+        <w:u w:val="none"/>
+      </w:rPr>
+    </w:lvl>
+    <w:lvl w:ilvl="8">
+      <w:start w:val="1"/>
+      <w:numFmt w:val="lowerRoman"/>
+      <w:lvlText w:val="%9."/>
+      <w:lvlJc w:val="left"/>
+      <w:pPr>
+        <w:ind w:left="6480" w:hanging="360"/>
+      </w:pPr>
+      <w:rPr>
+        <w:u w:val="none"/>
+      </w:rPr>
+    </w:lvl>
+  </w:abstractNum>
+  <w:abstractNum w:abstractNumId="9">
+    <w:lvl w:ilvl="0">
+      <w:start w:val="1"/>
+      <w:numFmt w:val="bullet"/>
+      <w:lvlText w:val="●"/>
+      <w:lvlJc w:val="left"/>
+      <w:pPr>
+        <w:ind w:left="2160" w:hanging="360"/>
+      </w:pPr>
+      <w:rPr>
+        <w:u w:val="none"/>
+      </w:rPr>
+    </w:lvl>
+    <w:lvl w:ilvl="1">
+      <w:start w:val="1"/>
+      <w:numFmt w:val="bullet"/>
+      <w:lvlText w:val="○"/>
+      <w:lvlJc w:val="left"/>
+      <w:pPr>
+        <w:ind w:left="2880" w:hanging="360"/>
+      </w:pPr>
+      <w:rPr>
+        <w:u w:val="none"/>
+      </w:rPr>
+    </w:lvl>
+    <w:lvl w:ilvl="2">
+      <w:start w:val="1"/>
+      <w:numFmt w:val="bullet"/>
+      <w:lvlText w:val="■"/>
+      <w:lvlJc w:val="left"/>
+      <w:pPr>
+        <w:ind w:left="3600" w:hanging="360"/>
+      </w:pPr>
+      <w:rPr>
+        <w:u w:val="none"/>
+      </w:rPr>
+    </w:lvl>
+    <w:lvl w:ilvl="3">
+      <w:start w:val="1"/>
+      <w:numFmt w:val="bullet"/>
+      <w:lvlText w:val="●"/>
+      <w:lvlJc w:val="left"/>
+      <w:pPr>
+        <w:ind w:left="4320" w:hanging="360"/>
+      </w:pPr>
+      <w:rPr>
+        <w:u w:val="none"/>
+      </w:rPr>
+    </w:lvl>
+    <w:lvl w:ilvl="4">
+      <w:start w:val="1"/>
+      <w:numFmt w:val="bullet"/>
+      <w:lvlText w:val="○"/>
+      <w:lvlJc w:val="left"/>
+      <w:pPr>
+        <w:ind w:left="5040" w:hanging="360"/>
+      </w:pPr>
+      <w:rPr>
+        <w:u w:val="none"/>
+      </w:rPr>
+    </w:lvl>
+    <w:lvl w:ilvl="5">
+      <w:start w:val="1"/>
+      <w:numFmt w:val="bullet"/>
+      <w:lvlText w:val="■"/>
+      <w:lvlJc w:val="left"/>
+      <w:pPr>
+        <w:ind w:left="5760" w:hanging="360"/>
+      </w:pPr>
+      <w:rPr>
+        <w:u w:val="none"/>
+      </w:rPr>
+    </w:lvl>
+    <w:lvl w:ilvl="6">
+      <w:start w:val="1"/>
+      <w:numFmt w:val="bullet"/>
+      <w:lvlText w:val="●"/>
+      <w:lvlJc w:val="left"/>
+      <w:pPr>
+        <w:ind w:left="6480" w:hanging="360"/>
+      </w:pPr>
+      <w:rPr>
+        <w:u w:val="none"/>
+      </w:rPr>
+    </w:lvl>
+    <w:lvl w:ilvl="7">
+      <w:start w:val="1"/>
+      <w:numFmt w:val="bullet"/>
+      <w:lvlText w:val="○"/>
+      <w:lvlJc w:val="left"/>
+      <w:pPr>
+        <w:ind w:left="7200" w:hanging="360"/>
+      </w:pPr>
+      <w:rPr>
+        <w:u w:val="none"/>
+      </w:rPr>
+    </w:lvl>
+    <w:lvl w:ilvl="8">
+      <w:start w:val="1"/>
+      <w:numFmt w:val="bullet"/>
+      <w:lvlText w:val="■"/>
+      <w:lvlJc w:val="left"/>
+      <w:pPr>
+        <w:ind w:left="7920" w:hanging="360"/>
+      </w:pPr>
+      <w:rPr>
+        <w:u w:val="none"/>
+      </w:rPr>
+    </w:lvl>
+  </w:abstractNum>
+  <w:abstractNum w:abstractNumId="10">
+    <w:lvl w:ilvl="0">
+      <w:start w:val="3"/>
+      <w:numFmt w:val="decimal"/>
+      <w:lvlText w:val="%1."/>
+      <w:lvlJc w:val="left"/>
+      <w:pPr>
+        <w:ind w:left="720" w:hanging="360"/>
+      </w:pPr>
+      <w:rPr>
+        <w:rFonts w:ascii="Arial" w:cs="Arial" w:eastAsia="Arial" w:hAnsi="Arial"/>
+        <w:b w:val="0"/>
+        <w:bCs w:val="0"/>
+        <w:i w:val="0"/>
+        <w:iCs w:val="0"/>
+        <w:smallCaps w:val="0"/>
+        <w:color w:val="000000"/>
+        <w:sz w:val="24"/>
+        <w:szCs w:val="24"/>
+        <w:u w:val="none"/>
+      </w:rPr>
+    </w:lvl>
+    <w:lvl w:ilvl="1">
+      <w:start w:val="1"/>
+      <w:numFmt w:val="lowerLetter"/>
+      <w:lvlText w:val="%2."/>
+      <w:lvlJc w:val="left"/>
+      <w:pPr>
+        <w:ind w:left="1440" w:hanging="360"/>
+      </w:pPr>
+      <w:rPr>
+        <w:u w:val="none"/>
+      </w:rPr>
+    </w:lvl>
+    <w:lvl w:ilvl="2">
+      <w:start w:val="1"/>
+      <w:numFmt w:val="lowerRoman"/>
+      <w:lvlText w:val="%3."/>
+      <w:lvlJc w:val="left"/>
+      <w:pPr>
+        <w:ind w:left="2160" w:hanging="360"/>
+      </w:pPr>
+      <w:rPr>
+        <w:u w:val="none"/>
+      </w:rPr>
+    </w:lvl>
+    <w:lvl w:ilvl="3">
+      <w:start w:val="1"/>
+      <w:numFmt w:val="decimal"/>
+      <w:lvlText w:val="%4."/>
+      <w:lvlJc w:val="left"/>
+      <w:pPr>
+        <w:ind w:left="2880" w:hanging="360"/>
+      </w:pPr>
+      <w:rPr>
+        <w:u w:val="none"/>
+      </w:rPr>
+    </w:lvl>
+    <w:lvl w:ilvl="4">
+      <w:start w:val="1"/>
+      <w:numFmt w:val="lowerLetter"/>
+      <w:lvlText w:val="%5."/>
+      <w:lvlJc w:val="left"/>
+      <w:pPr>
+        <w:ind w:left="3600" w:hanging="360"/>
+      </w:pPr>
+      <w:rPr>
+        <w:u w:val="none"/>
+      </w:rPr>
+    </w:lvl>
+    <w:lvl w:ilvl="5">
+      <w:start w:val="1"/>
+      <w:numFmt w:val="lowerRoman"/>
+      <w:lvlText w:val="%6."/>
+      <w:lvlJc w:val="left"/>
+      <w:pPr>
+        <w:ind w:left="4320" w:hanging="360"/>
+      </w:pPr>
+      <w:rPr>
+        <w:u w:val="none"/>
+      </w:rPr>
+    </w:lvl>
+    <w:lvl w:ilvl="6">
+      <w:start w:val="1"/>
+      <w:numFmt w:val="decimal"/>
+      <w:lvlText w:val="%7."/>
+      <w:lvlJc w:val="left"/>
+      <w:pPr>
+        <w:ind w:left="5040" w:hanging="360"/>
+      </w:pPr>
+      <w:rPr>
+        <w:u w:val="none"/>
+      </w:rPr>
+    </w:lvl>
+    <w:lvl w:ilvl="7">
+      <w:start w:val="1"/>
+      <w:numFmt w:val="lowerLetter"/>
+      <w:lvlText w:val="%8."/>
+      <w:lvlJc w:val="left"/>
+      <w:pPr>
+        <w:ind w:left="5760" w:hanging="360"/>
+      </w:pPr>
+      <w:rPr>
+        <w:u w:val="none"/>
+      </w:rPr>
+    </w:lvl>
+    <w:lvl w:ilvl="8">
+      <w:start w:val="1"/>
+      <w:numFmt w:val="lowerRoman"/>
+      <w:lvlText w:val="%9."/>
+      <w:lvlJc w:val="left"/>
+      <w:pPr>
+        <w:ind w:left="6480" w:hanging="360"/>
+      </w:pPr>
+      <w:rPr>
+        <w:u w:val="none"/>
+      </w:rPr>
+    </w:lvl>
+  </w:abstractNum>
+  <w:abstractNum w:abstractNumId="11">
+    <w:lvl w:ilvl="0">
+      <w:start w:val="1"/>
+      <w:numFmt w:val="bullet"/>
+      <w:lvlText w:val="●"/>
+      <w:lvlJc w:val="left"/>
+      <w:pPr>
+        <w:ind w:left="720" w:hanging="360"/>
+      </w:pPr>
+      <w:rPr>
+        <w:rFonts w:ascii="Arial" w:cs="Arial" w:eastAsia="Arial" w:hAnsi="Arial"/>
+        <w:b w:val="0"/>
+        <w:bCs w:val="0"/>
+        <w:i w:val="0"/>
+        <w:iCs w:val="0"/>
+        <w:smallCaps w:val="0"/>
+        <w:color w:val="000000"/>
+        <w:sz w:val="24"/>
+        <w:szCs w:val="24"/>
+        <w:u w:val="none"/>
+      </w:rPr>
+    </w:lvl>
+    <w:lvl w:ilvl="1">
+      <w:start w:val="1"/>
+      <w:numFmt w:val="bullet"/>
+      <w:lvlText w:val="○"/>
+      <w:lvlJc w:val="left"/>
+      <w:pPr>
+        <w:ind w:left="1440" w:hanging="360"/>
+      </w:pPr>
+      <w:rPr>
+        <w:u w:val="none"/>
+      </w:rPr>
+    </w:lvl>
+    <w:lvl w:ilvl="2">
+      <w:start w:val="1"/>
+      <w:numFmt w:val="bullet"/>
+      <w:lvlText w:val="■"/>
+      <w:lvlJc w:val="left"/>
+      <w:pPr>
+        <w:ind w:left="2160" w:hanging="360"/>
+      </w:pPr>
+      <w:rPr>
+        <w:u w:val="none"/>
+      </w:rPr>
+    </w:lvl>
+    <w:lvl w:ilvl="3">
+      <w:start w:val="1"/>
+      <w:numFmt w:val="bullet"/>
+      <w:lvlText w:val="●"/>
+      <w:lvlJc w:val="left"/>
+      <w:pPr>
+        <w:ind w:left="2880" w:hanging="360"/>
+      </w:pPr>
+      <w:rPr>
+        <w:u w:val="none"/>
+      </w:rPr>
+    </w:lvl>
+    <w:lvl w:ilvl="4">
+      <w:start w:val="1"/>
+      <w:numFmt w:val="bullet"/>
+      <w:lvlText w:val="○"/>
+      <w:lvlJc w:val="left"/>
+      <w:pPr>
+        <w:ind w:left="3600" w:hanging="360"/>
+      </w:pPr>
+      <w:rPr>
+        <w:u w:val="none"/>
+      </w:rPr>
+    </w:lvl>
+    <w:lvl w:ilvl="5">
+      <w:start w:val="1"/>
+      <w:numFmt w:val="bullet"/>
+      <w:lvlText w:val="■"/>
+      <w:lvlJc w:val="left"/>
+      <w:pPr>
+        <w:ind w:left="4320" w:hanging="360"/>
+      </w:pPr>
+      <w:rPr>
+        <w:u w:val="none"/>
+      </w:rPr>
+    </w:lvl>
+    <w:lvl w:ilvl="6">
+      <w:start w:val="1"/>
+      <w:numFmt w:val="bullet"/>
+      <w:lvlText w:val="●"/>
+      <w:lvlJc w:val="left"/>
+      <w:pPr>
+        <w:ind w:left="5040" w:hanging="360"/>
+      </w:pPr>
+      <w:rPr>
+        <w:u w:val="none"/>
+      </w:rPr>
+    </w:lvl>
+    <w:lvl w:ilvl="7">
+      <w:start w:val="1"/>
+      <w:numFmt w:val="bullet"/>
+      <w:lvlText w:val="○"/>
+      <w:lvlJc w:val="left"/>
+      <w:pPr>
+        <w:ind w:left="5760" w:hanging="360"/>
+      </w:pPr>
+      <w:rPr>
+        <w:u w:val="none"/>
+      </w:rPr>
+    </w:lvl>
+    <w:lvl w:ilvl="8">
+      <w:start w:val="1"/>
+      <w:numFmt w:val="bullet"/>
+      <w:lvlText w:val="■"/>
+      <w:lvlJc w:val="left"/>
+      <w:pPr>
+        <w:ind w:left="6480" w:hanging="360"/>
+      </w:pPr>
+      <w:rPr>
+        <w:u w:val="none"/>
+      </w:rPr>
+    </w:lvl>
+  </w:abstractNum>
+  <w:abstractNum w:abstractNumId="12">
+    <w:lvl w:ilvl="0">
+      <w:start w:val="1"/>
+      <w:numFmt w:val="bullet"/>
+      <w:lvlText w:val="●"/>
+      <w:lvlJc w:val="left"/>
+      <w:pPr>
+        <w:ind w:left="720" w:hanging="360"/>
+      </w:pPr>
+      <w:rPr>
+        <w:rFonts w:ascii="Arial" w:cs="Arial" w:eastAsia="Arial" w:hAnsi="Arial"/>
+        <w:b w:val="0"/>
+        <w:bCs w:val="0"/>
+        <w:i w:val="0"/>
+        <w:iCs w:val="0"/>
+        <w:smallCaps w:val="0"/>
+        <w:color w:val="000000"/>
+        <w:sz w:val="24"/>
+        <w:szCs w:val="24"/>
+        <w:u w:val="none"/>
+      </w:rPr>
+    </w:lvl>
+    <w:lvl w:ilvl="1">
+      <w:start w:val="1"/>
+      <w:numFmt w:val="bullet"/>
+      <w:lvlText w:val="○"/>
+      <w:lvlJc w:val="left"/>
+      <w:pPr>
+        <w:ind w:left="1440" w:hanging="360"/>
+      </w:pPr>
+      <w:rPr>
+        <w:u w:val="none"/>
+      </w:rPr>
+    </w:lvl>
+    <w:lvl w:ilvl="2">
+      <w:start w:val="1"/>
+      <w:numFmt w:val="bullet"/>
+      <w:lvlText w:val="■"/>
+      <w:lvlJc w:val="left"/>
+      <w:pPr>
+        <w:ind w:left="2160" w:hanging="360"/>
+      </w:pPr>
+      <w:rPr>
+        <w:u w:val="none"/>
+      </w:rPr>
+    </w:lvl>
+    <w:lvl w:ilvl="3">
+      <w:start w:val="1"/>
+      <w:numFmt w:val="bullet"/>
+      <w:lvlText w:val="●"/>
+      <w:lvlJc w:val="left"/>
+      <w:pPr>
+        <w:ind w:left="2880" w:hanging="360"/>
+      </w:pPr>
+      <w:rPr>
+        <w:u w:val="none"/>
+      </w:rPr>
+    </w:lvl>
+    <w:lvl w:ilvl="4">
+      <w:start w:val="1"/>
+      <w:numFmt w:val="bullet"/>
+      <w:lvlText w:val="○"/>
+      <w:lvlJc w:val="left"/>
+      <w:pPr>
+        <w:ind w:left="3600" w:hanging="360"/>
+      </w:pPr>
+      <w:rPr>
+        <w:u w:val="none"/>
+      </w:rPr>
+    </w:lvl>
+    <w:lvl w:ilvl="5">
+      <w:start w:val="1"/>
+      <w:numFmt w:val="bullet"/>
+      <w:lvlText w:val="■"/>
+      <w:lvlJc w:val="left"/>
+      <w:pPr>
+        <w:ind w:left="4320" w:hanging="360"/>
+      </w:pPr>
+      <w:rPr>
+        <w:u w:val="none"/>
+      </w:rPr>
+    </w:lvl>
+    <w:lvl w:ilvl="6">
+      <w:start w:val="1"/>
+      <w:numFmt w:val="bullet"/>
+      <w:lvlText w:val="●"/>
+      <w:lvlJc w:val="left"/>
+      <w:pPr>
+        <w:ind w:left="5040" w:hanging="360"/>
+      </w:pPr>
+      <w:rPr>
+        <w:u w:val="none"/>
+      </w:rPr>
+    </w:lvl>
+    <w:lvl w:ilvl="7">
+      <w:start w:val="1"/>
+      <w:numFmt w:val="bullet"/>
+      <w:lvlText w:val="○"/>
+      <w:lvlJc w:val="left"/>
+      <w:pPr>
+        <w:ind w:left="5760" w:hanging="360"/>
+      </w:pPr>
+      <w:rPr>
+        <w:u w:val="none"/>
+      </w:rPr>
+    </w:lvl>
+    <w:lvl w:ilvl="8">
+      <w:start w:val="1"/>
+      <w:numFmt w:val="bullet"/>
+      <w:lvlText w:val="■"/>
+      <w:lvlJc w:val="left"/>
+      <w:pPr>
+        <w:ind w:left="6480" w:hanging="360"/>
       </w:pPr>
       <w:rPr>
         <w:u w:val="none"/>
@@ -4480,6 +8772,24 @@
   </w:num>
   <w:num w:numId="6">
     <w:abstractNumId w:val="6"/>
+  </w:num>
+  <w:num w:numId="7">
+    <w:abstractNumId w:val="7"/>
+  </w:num>
+  <w:num w:numId="8">
+    <w:abstractNumId w:val="8"/>
+  </w:num>
+  <w:num w:numId="9">
+    <w:abstractNumId w:val="9"/>
+  </w:num>
+  <w:num w:numId="10">
+    <w:abstractNumId w:val="10"/>
+  </w:num>
+  <w:num w:numId="11">
+    <w:abstractNumId w:val="11"/>
+  </w:num>
+  <w:num w:numId="12">
+    <w:abstractNumId w:val="12"/>
   </w:num>
 </w:numbering>
 </file>
@@ -4685,6 +8995,69 @@
     </w:tblPr>
   </w:style>
   <w:style w:type="table" w:styleId="Table6">
+    <w:basedOn w:val="TableNormal"/>
+    <w:tblPr>
+      <w:tblStyleRowBandSize w:val="1"/>
+      <w:tblStyleColBandSize w:val="1"/>
+    </w:tblPr>
+  </w:style>
+  <w:style w:type="table" w:styleId="Table7">
+    <w:basedOn w:val="TableNormal"/>
+    <w:tblPr>
+      <w:tblStyleRowBandSize w:val="1"/>
+      <w:tblStyleColBandSize w:val="1"/>
+    </w:tblPr>
+  </w:style>
+  <w:style w:type="table" w:styleId="Table8">
+    <w:basedOn w:val="TableNormal"/>
+    <w:tblPr>
+      <w:tblStyleRowBandSize w:val="1"/>
+      <w:tblStyleColBandSize w:val="1"/>
+    </w:tblPr>
+  </w:style>
+  <w:style w:type="table" w:styleId="Table9">
+    <w:basedOn w:val="TableNormal"/>
+    <w:tblPr>
+      <w:tblStyleRowBandSize w:val="1"/>
+      <w:tblStyleColBandSize w:val="1"/>
+    </w:tblPr>
+  </w:style>
+  <w:style w:type="table" w:styleId="Table10">
+    <w:basedOn w:val="TableNormal"/>
+    <w:tblPr>
+      <w:tblStyleRowBandSize w:val="1"/>
+      <w:tblStyleColBandSize w:val="1"/>
+    </w:tblPr>
+  </w:style>
+  <w:style w:type="table" w:styleId="Table11">
+    <w:basedOn w:val="TableNormal"/>
+    <w:tblPr>
+      <w:tblStyleRowBandSize w:val="1"/>
+      <w:tblStyleColBandSize w:val="1"/>
+    </w:tblPr>
+  </w:style>
+  <w:style w:type="table" w:styleId="Table12">
+    <w:basedOn w:val="TableNormal"/>
+    <w:tblPr>
+      <w:tblStyleRowBandSize w:val="1"/>
+      <w:tblStyleColBandSize w:val="1"/>
+    </w:tblPr>
+  </w:style>
+  <w:style w:type="table" w:styleId="Table13">
+    <w:basedOn w:val="TableNormal"/>
+    <w:tblPr>
+      <w:tblStyleRowBandSize w:val="1"/>
+      <w:tblStyleColBandSize w:val="1"/>
+    </w:tblPr>
+  </w:style>
+  <w:style w:type="table" w:styleId="Table14">
+    <w:basedOn w:val="TableNormal"/>
+    <w:tblPr>
+      <w:tblStyleRowBandSize w:val="1"/>
+      <w:tblStyleColBandSize w:val="1"/>
+    </w:tblPr>
+  </w:style>
+  <w:style w:type="table" w:styleId="Table15">
     <w:basedOn w:val="TableNormal"/>
     <w:tblPr>
       <w:tblStyleRowBandSize w:val="1"/>
